--- a/Word/1.docx
+++ b/Word/1.docx
@@ -2444,6 +2444,186 @@
       </w:r>
     </w:p>
     <w:p/>
+    <w:p>
+      <w:proofErr w:type="spellStart"/>
+      <w:r>
+        <w:t>PyTorch</w:t>
+      </w:r>
+      <w:proofErr w:type="spellEnd"/>
+      <w:r>
+        <w:t xml:space="preserve"> je </w:t>
+      </w:r>
+      <w:proofErr w:type="spellStart"/>
+      <w:r>
+        <w:t>Python</w:t>
+      </w:r>
+      <w:proofErr w:type="spellEnd"/>
+      <w:r>
+        <w:t xml:space="preserve"> biblioteka otvorenog koda (</w:t>
+      </w:r>
+      <w:proofErr w:type="spellStart"/>
+      <w:r>
+        <w:t>eng</w:t>
+      </w:r>
+      <w:proofErr w:type="spellEnd"/>
+      <w:r>
+        <w:t xml:space="preserve">. </w:t>
+      </w:r>
+      <w:proofErr w:type="spellStart"/>
+      <w:r>
+        <w:t>Open</w:t>
+      </w:r>
+      <w:proofErr w:type="spellEnd"/>
+      <w:r>
+        <w:t xml:space="preserve"> </w:t>
+      </w:r>
+      <w:proofErr w:type="spellStart"/>
+      <w:r>
+        <w:t>source</w:t>
+      </w:r>
+      <w:proofErr w:type="spellEnd"/>
+      <w:r>
+        <w:t xml:space="preserve">) koja korisnika daje na raspolaganje veliki broj algoritama mašinskog učenja, specifično algoritama dubokog učenja. Opseg algoritama je širok te uključuje relativno jednostavne algoritme poput </w:t>
+      </w:r>
+      <w:proofErr w:type="spellStart"/>
+      <w:r>
+        <w:t>linear</w:t>
+      </w:r>
+      <w:proofErr w:type="spellEnd"/>
+      <w:r>
+        <w:t xml:space="preserve"> regresije, do </w:t>
+      </w:r>
+      <w:proofErr w:type="spellStart"/>
+      <w:r>
+        <w:t>konvolucionih</w:t>
+      </w:r>
+      <w:proofErr w:type="spellEnd"/>
+      <w:r>
+        <w:t xml:space="preserve"> </w:t>
+      </w:r>
+      <w:proofErr w:type="spellStart"/>
+      <w:r>
+        <w:t>neuralnih</w:t>
+      </w:r>
+      <w:proofErr w:type="spellEnd"/>
+      <w:r>
+        <w:t xml:space="preserve"> mreža te </w:t>
+      </w:r>
+      <w:proofErr w:type="spellStart"/>
+      <w:r>
+        <w:t>transformer</w:t>
+      </w:r>
+      <w:proofErr w:type="spellEnd"/>
+      <w:r>
+        <w:t xml:space="preserve"> modela. Originalno je implementiran od strane Facebook AI Research i konvertovan u biblioteku otvorenog koda u 2017. </w:t>
+      </w:r>
+    </w:p>
+    <w:p>
+      <w:proofErr w:type="spellStart"/>
+      <w:r>
+        <w:t>TorchSharp</w:t>
+      </w:r>
+      <w:proofErr w:type="spellEnd"/>
+      <w:r>
+        <w:t xml:space="preserve"> je .NET biblioteka </w:t>
+      </w:r>
+      <w:proofErr w:type="spellStart"/>
+      <w:r>
+        <w:t>otverenog</w:t>
+      </w:r>
+      <w:proofErr w:type="spellEnd"/>
+      <w:r>
+        <w:t xml:space="preserve"> koda, koja poput </w:t>
+      </w:r>
+      <w:proofErr w:type="spellStart"/>
+      <w:r>
+        <w:t>PyTorch</w:t>
+      </w:r>
+      <w:proofErr w:type="spellEnd"/>
+      <w:r>
+        <w:t xml:space="preserve">, korisnicima daje na raspolaganje jednostavno korištenje raznih algoritama mašinskog učenja. Sam način korištenja biblioteke je vrlo sličan </w:t>
+      </w:r>
+      <w:proofErr w:type="spellStart"/>
+      <w:r>
+        <w:t>Py</w:t>
+      </w:r>
+      <w:r>
+        <w:t>Torch</w:t>
+      </w:r>
+      <w:proofErr w:type="spellEnd"/>
+      <w:r>
+        <w:t xml:space="preserve"> biblioteci.</w:t>
+      </w:r>
+    </w:p>
+    <w:p/>
+    <w:p>
+      <w:pPr>
+        <w:rPr>
+          <w:lang w:val="en-US"/>
+        </w:rPr>
+      </w:pPr>
+      <w:r>
+        <w:t xml:space="preserve">Gledajući malo dublje, obje date biblioteke koriste istu internu logiku koja je implementirana u </w:t>
+      </w:r>
+      <w:proofErr w:type="spellStart"/>
+      <w:r>
+        <w:t>LibTorch</w:t>
+      </w:r>
+      <w:proofErr w:type="spellEnd"/>
+      <w:r>
+        <w:t xml:space="preserve"> biblioteci. </w:t>
+      </w:r>
+      <w:proofErr w:type="spellStart"/>
+      <w:r>
+        <w:t>LibTorch</w:t>
+      </w:r>
+      <w:proofErr w:type="spellEnd"/>
+      <w:r>
+        <w:t xml:space="preserve"> je C</w:t>
+      </w:r>
+      <w:r>
+        <w:rPr>
+          <w:lang w:val="en-GB"/>
+        </w:rPr>
+        <w:t xml:space="preserve">++ </w:t>
+      </w:r>
+      <w:proofErr w:type="spellStart"/>
+      <w:r>
+        <w:rPr>
+          <w:lang w:val="en-GB"/>
+        </w:rPr>
+        <w:t>biblioteka</w:t>
+      </w:r>
+      <w:proofErr w:type="spellEnd"/>
+      <w:r>
+        <w:rPr>
+          <w:lang w:val="en-GB"/>
+        </w:rPr>
+        <w:t xml:space="preserve"> za </w:t>
+      </w:r>
+      <w:proofErr w:type="spellStart"/>
+      <w:r>
+        <w:rPr>
+          <w:lang w:val="en-GB"/>
+        </w:rPr>
+        <w:t>duboko</w:t>
+      </w:r>
+      <w:proofErr w:type="spellEnd"/>
+      <w:r>
+        <w:rPr>
+          <w:lang w:val="en-GB"/>
+        </w:rPr>
+        <w:t xml:space="preserve"> u</w:t>
+      </w:r>
+      <w:proofErr w:type="spellStart"/>
+      <w:r>
+        <w:t>čenje</w:t>
+      </w:r>
+      <w:proofErr w:type="spellEnd"/>
+      <w:r>
+        <w:t xml:space="preserve"> </w:t>
+      </w:r>
+    </w:p>
     <w:p/>
     <w:p/>
     <w:p/>
@@ -2467,14 +2647,11 @@
     <w:p/>
     <w:p/>
     <w:p/>
-    <w:p/>
-    <w:p/>
     <w:p>
       <w:pPr>
         <w:pStyle w:val="Naslov2"/>
       </w:pPr>
       <w:r>
-        <w:lastRenderedPageBreak/>
         <w:t>Metrike modela</w:t>
       </w:r>
     </w:p>
@@ -3061,6 +3238,7 @@
         </w:numPr>
       </w:pPr>
       <w:r>
+        <w:lastRenderedPageBreak/>
         <w:t>Tačnost (eng. Accura</w:t>
       </w:r>
       <w:r>
@@ -3663,6 +3841,7 @@
             <w:rPr>
               <w:rFonts w:ascii="Cambria Math" w:hAnsi="Cambria Math" w:cs="Cambria Math"/>
             </w:rPr>
+            <w:lastRenderedPageBreak/>
             <m:t>Makro Metrika</m:t>
           </m:r>
           <m:r>
@@ -4803,7 +4982,6 @@
         <w:pStyle w:val="Naslov1"/>
       </w:pPr>
       <w:r>
-        <w:lastRenderedPageBreak/>
         <w:t>Metodologija i implementacija</w:t>
       </w:r>
     </w:p>
@@ -5222,7 +5400,6 @@
         <w:pStyle w:val="Naslov2"/>
       </w:pPr>
       <w:r>
-        <w:lastRenderedPageBreak/>
         <w:t>Preprocesiranje slika (</w:t>
       </w:r>
       <w:r>
@@ -11482,7 +11659,7 @@
           <w:lang w:val="de-DE"/>
         </w:rPr>
         <w:drawing>
-          <wp:inline distT="0" distB="0" distL="0" distR="0" wp14:anchorId="3C9F41B0" wp14:editId="21C74E6C">
+          <wp:inline distT="0" distB="0" distL="0" distR="0" wp14:anchorId="3C9F41B0" wp14:editId="23809802">
             <wp:extent cx="5266944" cy="2625594"/>
             <wp:effectExtent l="19050" t="19050" r="10160" b="22860"/>
             <wp:docPr id="1972349067" name="Slika 9"/>

--- a/Word/1.docx
+++ b/Word/1.docx
@@ -2483,15 +2483,7 @@
       </w:r>
       <w:proofErr w:type="spellEnd"/>
       <w:r>
-        <w:t xml:space="preserve">) koja korisnika daje na raspolaganje veliki broj algoritama mašinskog učenja, specifično algoritama dubokog učenja. Opseg algoritama je širok te uključuje relativno jednostavne algoritme poput </w:t>
-      </w:r>
-      <w:proofErr w:type="spellStart"/>
-      <w:r>
-        <w:t>linear</w:t>
-      </w:r>
-      <w:proofErr w:type="spellEnd"/>
-      <w:r>
-        <w:t xml:space="preserve"> regresije, do </w:t>
+        <w:t xml:space="preserve">) koja korisnicima daje na raspolaganje veliki broj algoritama mašinskog učenja, specifično algoritama dubokog učenja. Opseg algoritama je širok te uključuje relativno jednostavne algoritme poput linearne regresije, do </w:t>
       </w:r>
       <w:proofErr w:type="spellStart"/>
       <w:r>
@@ -2499,15 +2491,7 @@
       </w:r>
       <w:proofErr w:type="spellEnd"/>
       <w:r>
-        <w:t xml:space="preserve"> </w:t>
-      </w:r>
-      <w:proofErr w:type="spellStart"/>
-      <w:r>
-        <w:t>neuralnih</w:t>
-      </w:r>
-      <w:proofErr w:type="spellEnd"/>
-      <w:r>
-        <w:t xml:space="preserve"> mreža te </w:t>
+        <w:t xml:space="preserve"> neuronskih mreža te </w:t>
       </w:r>
       <w:proofErr w:type="spellStart"/>
       <w:r>
@@ -2515,7 +2499,7 @@
       </w:r>
       <w:proofErr w:type="spellEnd"/>
       <w:r>
-        <w:t xml:space="preserve"> modela. Originalno je implementiran od strane Facebook AI Research i konvertovan u biblioteku otvorenog koda u 2017. </w:t>
+        <w:t xml:space="preserve"> modela. Originalno je implementiran od strane Facebook AI Research tima i pretvoren u biblioteku otvorenog koda 2017. godine.</w:t>
       </w:r>
     </w:p>
     <w:p>
@@ -2525,15 +2509,15 @@
       </w:r>
       <w:proofErr w:type="spellEnd"/>
       <w:r>
-        <w:t xml:space="preserve"> je .NET biblioteka </w:t>
-      </w:r>
-      <w:proofErr w:type="spellStart"/>
-      <w:r>
-        <w:t>otverenog</w:t>
-      </w:r>
-      <w:proofErr w:type="spellEnd"/>
-      <w:r>
-        <w:t xml:space="preserve"> koda, koja poput </w:t>
+        <w:t xml:space="preserve"> je .NET biblioteka otvorenog koda, koja, poput </w:t>
+      </w:r>
+      <w:proofErr w:type="spellStart"/>
+      <w:r>
+        <w:t>PyTorcha</w:t>
+      </w:r>
+      <w:proofErr w:type="spellEnd"/>
+      <w:r>
+        <w:t xml:space="preserve">, korisnicima daje na raspolaganje jednostavno korištenje raznih algoritama mašinskog učenja. Sam način korištenja biblioteke je vrlo sličan </w:t>
       </w:r>
       <w:proofErr w:type="spellStart"/>
       <w:r>
@@ -2541,29 +2525,13 @@
       </w:r>
       <w:proofErr w:type="spellEnd"/>
       <w:r>
-        <w:t xml:space="preserve">, korisnicima daje na raspolaganje jednostavno korištenje raznih algoritama mašinskog učenja. Sam način korištenja biblioteke je vrlo sličan </w:t>
-      </w:r>
-      <w:proofErr w:type="spellStart"/>
-      <w:r>
-        <w:t>Py</w:t>
-      </w:r>
-      <w:r>
-        <w:t>Torch</w:t>
-      </w:r>
-      <w:proofErr w:type="spellEnd"/>
-      <w:r>
         <w:t xml:space="preserve"> biblioteci.</w:t>
       </w:r>
     </w:p>
     <w:p/>
     <w:p>
-      <w:pPr>
-        <w:rPr>
-          <w:lang w:val="en-US"/>
-        </w:rPr>
-      </w:pPr>
-      <w:r>
-        <w:t xml:space="preserve">Gledajući malo dublje, obje date biblioteke koriste istu internu logiku koja je implementirana u </w:t>
+      <w:r>
+        <w:t xml:space="preserve">Gledajući dublje, obje navedene biblioteke koriste istu internu logiku koja je implementirana u </w:t>
       </w:r>
       <w:proofErr w:type="spellStart"/>
       <w:r>
@@ -2579,49 +2547,89 @@
       </w:r>
       <w:proofErr w:type="spellEnd"/>
       <w:r>
-        <w:t xml:space="preserve"> je C</w:t>
-      </w:r>
-      <w:r>
-        <w:rPr>
-          <w:lang w:val="en-GB"/>
-        </w:rPr>
-        <w:t xml:space="preserve">++ </w:t>
-      </w:r>
-      <w:proofErr w:type="spellStart"/>
-      <w:r>
-        <w:rPr>
-          <w:lang w:val="en-GB"/>
-        </w:rPr>
-        <w:t>biblioteka</w:t>
-      </w:r>
-      <w:proofErr w:type="spellEnd"/>
-      <w:r>
-        <w:rPr>
-          <w:lang w:val="en-GB"/>
-        </w:rPr>
-        <w:t xml:space="preserve"> za </w:t>
-      </w:r>
-      <w:proofErr w:type="spellStart"/>
-      <w:r>
-        <w:rPr>
-          <w:lang w:val="en-GB"/>
-        </w:rPr>
-        <w:t>duboko</w:t>
-      </w:r>
-      <w:proofErr w:type="spellEnd"/>
-      <w:r>
-        <w:rPr>
-          <w:lang w:val="en-GB"/>
-        </w:rPr>
-        <w:t xml:space="preserve"> u</w:t>
-      </w:r>
-      <w:proofErr w:type="spellStart"/>
-      <w:r>
-        <w:t>čenje</w:t>
-      </w:r>
-      <w:proofErr w:type="spellEnd"/>
-      <w:r>
-        <w:t xml:space="preserve"> </w:t>
+        <w:t xml:space="preserve"> je C++ biblioteka za duboko učenje u kojoj se izvršavaju sve </w:t>
+      </w:r>
+      <w:proofErr w:type="spellStart"/>
+      <w:r>
+        <w:t>tenzorske</w:t>
+      </w:r>
+      <w:proofErr w:type="spellEnd"/>
+      <w:r>
+        <w:t xml:space="preserve"> operacije, automatska diferencijacija i optimizacije. </w:t>
+      </w:r>
+      <w:proofErr w:type="spellStart"/>
+      <w:r>
+        <w:t>LibTorch</w:t>
+      </w:r>
+      <w:proofErr w:type="spellEnd"/>
+      <w:r>
+        <w:t xml:space="preserve"> je implementiran u programskom jeziku C++ jer je za treniranje kompleksnih modela potrebno </w:t>
+      </w:r>
+      <w:proofErr w:type="spellStart"/>
+      <w:r>
+        <w:t>izvršavanje</w:t>
+      </w:r>
+      <w:proofErr w:type="spellEnd"/>
+      <w:r>
+        <w:t xml:space="preserve"> miliona ili triliona operacija svake sekunde, tako da implementacija mora biti veoma efikasna.</w:t>
+      </w:r>
+    </w:p>
+    <w:p>
+      <w:proofErr w:type="spellStart"/>
+      <w:r>
+        <w:t>Python</w:t>
+      </w:r>
+      <w:proofErr w:type="spellEnd"/>
+      <w:r>
+        <w:t>, prema tome, predstavlja samo interfejs za kompleksnu implementaciju u C++ i ne postoji razlog zašto data upotreba ne bi bila moguća u drugim jezicima poput C#. Naprotiv, C# pruža snažno tipiziranu (</w:t>
+      </w:r>
+      <w:proofErr w:type="spellStart"/>
+      <w:r>
+        <w:t>eng</w:t>
+      </w:r>
+      <w:proofErr w:type="spellEnd"/>
+      <w:r>
+        <w:t xml:space="preserve">. </w:t>
+      </w:r>
+      <w:proofErr w:type="spellStart"/>
+      <w:r>
+        <w:t>type</w:t>
+      </w:r>
+      <w:proofErr w:type="spellEnd"/>
+      <w:r>
+        <w:t>-safe) arhitekturu, rješava probleme skalabilnosti eliminacijom GIL-a (</w:t>
+      </w:r>
+      <w:proofErr w:type="spellStart"/>
+      <w:r>
+        <w:t>eng</w:t>
+      </w:r>
+      <w:proofErr w:type="spellEnd"/>
+      <w:r>
+        <w:t xml:space="preserve">. Global Interpreter </w:t>
+      </w:r>
+      <w:proofErr w:type="spellStart"/>
+      <w:r>
+        <w:t>Lock</w:t>
+      </w:r>
+      <w:proofErr w:type="spellEnd"/>
+      <w:r>
+        <w:t xml:space="preserve">) i predstavlja prirodnije </w:t>
+      </w:r>
+      <w:proofErr w:type="spellStart"/>
+      <w:r>
+        <w:t>okruženje</w:t>
+      </w:r>
+      <w:proofErr w:type="spellEnd"/>
+      <w:r>
+        <w:t xml:space="preserve"> za inženjere unutar .NET ekosistema, dok istovremeno </w:t>
+      </w:r>
+      <w:proofErr w:type="spellStart"/>
+      <w:r>
+        <w:t>zadržava</w:t>
+      </w:r>
+      <w:proofErr w:type="spellEnd"/>
+      <w:r>
+        <w:t xml:space="preserve"> identične performanse treniranja.</w:t>
       </w:r>
     </w:p>
     <w:p/>
@@ -2646,7 +2654,6 @@
     <w:p/>
     <w:p/>
     <w:p/>
-    <w:p/>
     <w:p>
       <w:pPr>
         <w:pStyle w:val="Naslov2"/>
@@ -3122,6 +3129,7 @@
         </w:numPr>
       </w:pPr>
       <w:r>
+        <w:lastRenderedPageBreak/>
         <w:t>Preciznost</w:t>
       </w:r>
       <w:r>
@@ -3238,7 +3246,6 @@
         </w:numPr>
       </w:pPr>
       <w:r>
-        <w:lastRenderedPageBreak/>
         <w:t>Tačnost (eng. Accura</w:t>
       </w:r>
       <w:r>
@@ -3672,6 +3679,7 @@
             <w:rPr>
               <w:rFonts w:ascii="Cambria Math" w:hAnsi="Cambria Math" w:cs="Cambria Math"/>
             </w:rPr>
+            <w:lastRenderedPageBreak/>
             <m:t>Tačnost</m:t>
           </m:r>
           <m:r>
@@ -3841,7 +3849,6 @@
             <w:rPr>
               <w:rFonts w:ascii="Cambria Math" w:hAnsi="Cambria Math" w:cs="Cambria Math"/>
             </w:rPr>
-            <w:lastRenderedPageBreak/>
             <m:t>Makro Metrika</m:t>
           </m:r>
           <m:r>
@@ -4377,6 +4384,7 @@
         <w:rPr>
           <w:lang w:val="en-US"/>
         </w:rPr>
+        <w:lastRenderedPageBreak/>
         <w:t xml:space="preserve">Zbog toga se </w:t>
       </w:r>
       <w:proofErr w:type="spellStart"/>
@@ -5356,7 +5364,14 @@
         <w:rPr>
           <w:lang w:val="de-DE"/>
         </w:rPr>
-        <w:t xml:space="preserve"> ukupno 1190 najrelevantnijih slika. Izdvajanje samo ključnih presjeka na kojim</w:t>
+        <w:t xml:space="preserve"> ukupno 1190 najrelevantnijih slika. </w:t>
+      </w:r>
+      <w:r>
+        <w:rPr>
+          <w:lang w:val="de-DE"/>
+        </w:rPr>
+        <w:lastRenderedPageBreak/>
+        <w:t>Izdvajanje samo ključnih presjeka na kojim</w:t>
       </w:r>
       <w:r>
         <w:rPr>
@@ -5786,7 +5801,11 @@
         <w:t>dodavanje dodatnih slika uz određene transformacije na skup podataka.</w:t>
       </w:r>
       <w:r>
-        <w:t xml:space="preserve"> Kako je skup podataka relativno mal</w:t>
+        <w:t xml:space="preserve"> Kako </w:t>
+      </w:r>
+      <w:r>
+        <w:lastRenderedPageBreak/>
+        <w:t>je skup podataka relativno mal</w:t>
       </w:r>
       <w:r>
         <w:t>i</w:t>
@@ -11659,7 +11678,7 @@
           <w:lang w:val="de-DE"/>
         </w:rPr>
         <w:drawing>
-          <wp:inline distT="0" distB="0" distL="0" distR="0" wp14:anchorId="3C9F41B0" wp14:editId="23809802">
+          <wp:inline distT="0" distB="0" distL="0" distR="0" wp14:anchorId="3C9F41B0" wp14:editId="7177E590">
             <wp:extent cx="5266944" cy="2625594"/>
             <wp:effectExtent l="19050" t="19050" r="10160" b="22860"/>
             <wp:docPr id="1972349067" name="Slika 9"/>
@@ -15635,7 +15654,6 @@
   <w:style w:type="character" w:default="1" w:styleId="Zadanifontparagrafa">
     <w:name w:val="Default Paragraph Font"/>
     <w:uiPriority w:val="1"/>
-    <w:semiHidden/>
     <w:unhideWhenUsed/>
   </w:style>
   <w:style w:type="table" w:default="1" w:styleId="Normalnatabela">

--- a/Word/1.docx
+++ b/Word/1.docx
@@ -2645,20 +2645,12 @@
     <w:p/>
     <w:p/>
     <w:p/>
-    <w:p/>
-    <w:p/>
-    <w:p/>
-    <w:p/>
-    <w:p/>
-    <w:p/>
-    <w:p/>
-    <w:p/>
-    <w:p/>
     <w:p>
       <w:pPr>
         <w:pStyle w:val="Naslov2"/>
       </w:pPr>
       <w:r>
+        <w:lastRenderedPageBreak/>
         <w:t>Metrike modela</w:t>
       </w:r>
     </w:p>
@@ -3129,7 +3121,6 @@
         </w:numPr>
       </w:pPr>
       <w:r>
-        <w:lastRenderedPageBreak/>
         <w:t>Preciznost</w:t>
       </w:r>
       <w:r>
@@ -3679,7 +3670,6 @@
             <w:rPr>
               <w:rFonts w:ascii="Cambria Math" w:hAnsi="Cambria Math" w:cs="Cambria Math"/>
             </w:rPr>
-            <w:lastRenderedPageBreak/>
             <m:t>Tačnost</m:t>
           </m:r>
           <m:r>
@@ -4384,7 +4374,6 @@
         <w:rPr>
           <w:lang w:val="en-US"/>
         </w:rPr>
-        <w:lastRenderedPageBreak/>
         <w:t xml:space="preserve">Zbog toga se </w:t>
       </w:r>
       <w:proofErr w:type="spellStart"/>
@@ -4990,6 +4979,7 @@
         <w:pStyle w:val="Naslov1"/>
       </w:pPr>
       <w:r>
+        <w:lastRenderedPageBreak/>
         <w:t>Metodologija i implementacija</w:t>
       </w:r>
     </w:p>
@@ -5364,14 +5354,7 @@
         <w:rPr>
           <w:lang w:val="de-DE"/>
         </w:rPr>
-        <w:t xml:space="preserve"> ukupno 1190 najrelevantnijih slika. </w:t>
-      </w:r>
-      <w:r>
-        <w:rPr>
-          <w:lang w:val="de-DE"/>
-        </w:rPr>
-        <w:lastRenderedPageBreak/>
-        <w:t>Izdvajanje samo ključnih presjeka na kojim</w:t>
+        <w:t xml:space="preserve"> ukupno 1190 najrelevantnijih slika. Izdvajanje samo ključnih presjeka na kojim</w:t>
       </w:r>
       <w:r>
         <w:rPr>
@@ -5415,6 +5398,7 @@
         <w:pStyle w:val="Naslov2"/>
       </w:pPr>
       <w:r>
+        <w:lastRenderedPageBreak/>
         <w:t>Preprocesiranje slika (</w:t>
       </w:r>
       <w:r>
@@ -5801,11 +5785,7 @@
         <w:t>dodavanje dodatnih slika uz određene transformacije na skup podataka.</w:t>
       </w:r>
       <w:r>
-        <w:t xml:space="preserve"> Kako </w:t>
-      </w:r>
-      <w:r>
-        <w:lastRenderedPageBreak/>
-        <w:t>je skup podataka relativno mal</w:t>
+        <w:t xml:space="preserve"> Kako je skup podataka relativno mal</w:t>
       </w:r>
       <w:r>
         <w:t>i</w:t>

--- a/Word/1.docx
+++ b/Word/1.docx
@@ -1,17 +1,20 @@
 
 <file path=word/document.xml><?xml version="1.0" encoding="utf-8"?>
-<w:document xmlns:wpc="http://schemas.microsoft.com/office/word/2010/wordprocessingCanvas" xmlns:cx="http://schemas.microsoft.com/office/drawing/2014/chartex" xmlns:cx1="http://schemas.microsoft.com/office/drawing/2015/9/8/chartex" xmlns:cx2="http://schemas.microsoft.com/office/drawing/2015/10/21/chartex" xmlns:cx3="http://schemas.microsoft.com/office/drawing/2016/5/9/chartex" xmlns:cx4="http://schemas.microsoft.com/office/drawing/2016/5/10/chartex" xmlns:cx5="http://schemas.microsoft.com/office/drawing/2016/5/11/chartex" xmlns:cx6="http://schemas.microsoft.com/office/drawing/2016/5/12/chartex" xmlns:cx7="http://schemas.microsoft.com/office/drawing/2016/5/13/chartex" xmlns:cx8="http://schemas.microsoft.com/office/drawing/2016/5/14/chartex" xmlns:mc="http://schemas.openxmlformats.org/markup-compatibility/2006" xmlns:aink="http://schemas.microsoft.com/office/drawing/2016/ink" xmlns:am3d="http://schemas.microsoft.com/office/drawing/2017/model3d" xmlns:o="urn:schemas-microsoft-com:office:office" xmlns:oel="http://schemas.microsoft.com/office/2019/extlst" xmlns:r="http://schemas.openxmlformats.org/officeDocument/2006/relationships" xmlns:m="http://schemas.openxmlformats.org/officeDocument/2006/math" xmlns:v="urn:schemas-microsoft-com:vml" xmlns:wp14="http://schemas.microsoft.com/office/word/2010/wordprocessingDrawing" xmlns:wp="http://schemas.openxmlformats.org/drawingml/2006/wordprocessingDrawing" xmlns:w10="urn:schemas-microsoft-com:office:word" xmlns:w="http://schemas.openxmlformats.org/wordprocessingml/2006/main" xmlns:w14="http://schemas.microsoft.com/office/word/2010/wordml" xmlns:w15="http://schemas.microsoft.com/office/word/2012/wordml" xmlns:w16cex="http://schemas.microsoft.com/office/word/2018/wordml/cex" xmlns:w16cid="http://schemas.microsoft.com/office/word/2016/wordml/cid" xmlns:w16="http://schemas.microsoft.com/office/word/2018/wordml" xmlns:w16du="http://schemas.microsoft.com/office/word/2023/wordml/word16du" xmlns:w16sdtdh="http://schemas.microsoft.com/office/word/2020/wordml/sdtdatahash" xmlns:w16sdtfl="http://schemas.microsoft.com/office/word/2024/wordml/sdtformatlock" xmlns:w16se="http://schemas.microsoft.com/office/word/2015/wordml/symex" xmlns:wpg="http://schemas.microsoft.com/office/word/2010/wordprocessingGroup" xmlns:wpi="http://schemas.microsoft.com/office/word/2010/wordprocessingInk" xmlns:wne="http://schemas.microsoft.com/office/word/2006/wordml" xmlns:wps="http://schemas.microsoft.com/office/word/2010/wordprocessingShape" mc:Ignorable="w14 w15 w16se w16cid w16 w16cex w16sdtdh w16sdtfl w16du wp14">
+<w:document xmlns:wpc="http://schemas.microsoft.com/office/word/2010/wordprocessingCanvas" xmlns:cx="http://schemas.microsoft.com/office/drawing/2014/chartex" xmlns:cx1="http://schemas.microsoft.com/office/drawing/2015/9/8/chartex" xmlns:cx2="http://schemas.microsoft.com/office/drawing/2015/10/21/chartex" xmlns:cx3="http://schemas.microsoft.com/office/drawing/2016/5/9/chartex" xmlns:cx4="http://schemas.microsoft.com/office/drawing/2016/5/10/chartex" xmlns:cx5="http://schemas.microsoft.com/office/drawing/2016/5/11/chartex" xmlns:cx6="http://schemas.microsoft.com/office/drawing/2016/5/12/chartex" xmlns:cx7="http://schemas.microsoft.com/office/drawing/2016/5/13/chartex" xmlns:cx8="http://schemas.microsoft.com/office/drawing/2016/5/14/chartex" xmlns:mc="http://schemas.openxmlformats.org/markup-compatibility/2006" xmlns:aink="http://schemas.microsoft.com/office/drawing/2016/ink" xmlns:am3d="http://schemas.microsoft.com/office/drawing/2017/model3d" xmlns:o="urn:schemas-microsoft-com:office:office" xmlns:r="http://schemas.openxmlformats.org/officeDocument/2006/relationships" xmlns:m="http://schemas.openxmlformats.org/officeDocument/2006/math" xmlns:v="urn:schemas-microsoft-com:vml" xmlns:wp14="http://schemas.microsoft.com/office/word/2010/wordprocessingDrawing" xmlns:wp="http://schemas.openxmlformats.org/drawingml/2006/wordprocessingDrawing" xmlns:w10="urn:schemas-microsoft-com:office:word" xmlns:w="http://schemas.openxmlformats.org/wordprocessingml/2006/main" xmlns:w14="http://schemas.microsoft.com/office/word/2010/wordml" xmlns:w15="http://schemas.microsoft.com/office/word/2012/wordml" xmlns:w16cex="http://schemas.microsoft.com/office/word/2018/wordml/cex" xmlns:w16cid="http://schemas.microsoft.com/office/word/2016/wordml/cid" xmlns:w16="http://schemas.microsoft.com/office/word/2018/wordml" xmlns:w16sdtdh="http://schemas.microsoft.com/office/word/2020/wordml/sdtdatahash" xmlns:w16se="http://schemas.microsoft.com/office/word/2015/wordml/symex" xmlns:wpg="http://schemas.microsoft.com/office/word/2010/wordprocessingGroup" xmlns:wpi="http://schemas.microsoft.com/office/word/2010/wordprocessingInk" xmlns:wne="http://schemas.microsoft.com/office/word/2006/wordml" xmlns:wps="http://schemas.microsoft.com/office/word/2010/wordprocessingShape" mc:Ignorable="w14 w15 w16se w16cid w16 w16cex w16sdtdh wp14">
   <w:body>
     <w:p>
       <w:pPr>
-        <w:pStyle w:val="Naslov1"/>
-      </w:pPr>
+        <w:pStyle w:val="Heading1"/>
+      </w:pPr>
+      <w:bookmarkStart w:id="0" w:name="_Hlk234153070"/>
       <w:r>
         <w:t>Uvod</w:t>
       </w:r>
     </w:p>
+    <w:bookmarkEnd w:id="0"/>
     <w:p/>
     <w:p>
+      <w:bookmarkStart w:id="1" w:name="_Hlk234153076"/>
       <w:r>
         <w:t>Prije razvoja mašinskog učenja, rješavanje određenih klasa problema klasičnim programiranjem bilo je izuzetno teško ili praktično nemoguće. Razvoj mašinskog učenja omogućio je rješavanje širokog spektra kompleksnih problema poput: analize medicinskih slika u svrhu detekcije anomalija, autonomnog upravljanja automobilima, kreiranja sadržaja pomoću generativnih modela, te predviđanja tržišnih cijena i budućih prihoda.</w:t>
       </w:r>
@@ -31,26 +34,32 @@
       <w:r>
         <w:t xml:space="preserve">Spomenute biblioteke su implementirane u Python programskom jeziku te su javno dostupne kao projekti otvorenog koda (eng. Open Source) na GitHub platformi. Analizom datih projekata može se uočiti dominacija Pythona u polju mašinskog učenja. Primjera radi, PyTorch repozitorij bilježi preko 100 hiljada izmjena koda (eng. commits), više od 4000 kontributora, te se koristi u preko 800 hiljada drugih projekata. Po </w:t>
       </w:r>
-      <w:hyperlink r:id="rId6" w:history="1">
-        <w:proofErr w:type="spellStart"/>
-        <w:r>
-          <w:rPr>
-            <w:rStyle w:val="Hiperveza"/>
-          </w:rPr>
-          <w:t>istraživanjima</w:t>
-        </w:r>
-        <w:proofErr w:type="spellEnd"/>
-      </w:hyperlink>
-      <w:r>
-        <w:t xml:space="preserve"> stranice </w:t>
-      </w:r>
-      <w:proofErr w:type="spellStart"/>
-      <w:r>
-        <w:t>GitHub</w:t>
-      </w:r>
-      <w:proofErr w:type="spellEnd"/>
-      <w:r>
-        <w:t xml:space="preserve"> iz 2025. godine, Python zadržava vodeću poziciju, te je gotovo pola svih novih projekata iz oblasti mašinskog učenja napisana u Pythonu.</w:t>
+      <w:r>
+        <w:fldChar w:fldCharType="begin"/>
+      </w:r>
+      <w:r>
+        <w:instrText xml:space="preserve"> HYPERLINK "https://github.blog/news-insights/octoverse/oct</w:instrText>
+      </w:r>
+      <w:r>
+        <w:instrText xml:space="preserve">overse-a-new-developer-joins-github-every-second-as-ai-leads-typescript-to-1/" </w:instrText>
+      </w:r>
+      <w:r>
+        <w:fldChar w:fldCharType="separate"/>
+      </w:r>
+      <w:r>
+        <w:rPr>
+          <w:rStyle w:val="Hyperlink"/>
+        </w:rPr>
+        <w:t>istraživanjima</w:t>
+      </w:r>
+      <w:r>
+        <w:rPr>
+          <w:rStyle w:val="Hyperlink"/>
+        </w:rPr>
+        <w:fldChar w:fldCharType="end"/>
+      </w:r>
+      <w:r>
+        <w:t xml:space="preserve"> stranice GitHub iz 2025. godine, Python zadržava vodeću poziciju, te je gotovo pola svih novih projekata iz oblasti mašinskog učenja napisana u Pythonu.</w:t>
       </w:r>
     </w:p>
     <w:p>
@@ -69,18 +78,22 @@
         <w:t>Uzimajući u obzir dostupnost istih osnovnih tehnologija u različitim programskim jezicima, postavlja se istraživačko pitanje: koje su stvarne prednosti, mane i razlike u performansama prilikom razvoja i treniranja modela dubokog učenja u alternativnim okruženjima u poređenju sa standardnim Python ekosistemom?</w:t>
       </w:r>
     </w:p>
+    <w:bookmarkEnd w:id="1"/>
     <w:p/>
     <w:p/>
     <w:p>
       <w:pPr>
-        <w:pStyle w:val="Naslov2"/>
-      </w:pPr>
+        <w:pStyle w:val="Heading2"/>
+      </w:pPr>
+      <w:bookmarkStart w:id="2" w:name="_Hlk234153085"/>
       <w:r>
         <w:t>Cilj Rada</w:t>
       </w:r>
     </w:p>
+    <w:bookmarkEnd w:id="2"/>
     <w:p/>
     <w:p>
+      <w:bookmarkStart w:id="3" w:name="_Hlk234153101"/>
       <w:r>
         <w:t xml:space="preserve">Primarni cilj ovoga rada je istraživanje mogućnosti razvoja i implementacije modela dubokog učenja </w:t>
       </w:r>
@@ -429,7 +442,21 @@
         <w:rPr>
           <w:lang w:val="en-US"/>
         </w:rPr>
-        <w:t xml:space="preserve"> u oba </w:t>
+        <w:t xml:space="preserve"> u </w:t>
+      </w:r>
+      <w:proofErr w:type="spellStart"/>
+      <w:r>
+        <w:rPr>
+          <w:lang w:val="en-US"/>
+        </w:rPr>
+        <w:t>oba</w:t>
+      </w:r>
+      <w:proofErr w:type="spellEnd"/>
+      <w:r>
+        <w:rPr>
+          <w:lang w:val="en-US"/>
+        </w:rPr>
+        <w:t xml:space="preserve"> </w:t>
       </w:r>
       <w:proofErr w:type="spellStart"/>
       <w:r>
@@ -478,7 +505,21 @@
         <w:rPr>
           <w:lang w:val="en-US"/>
         </w:rPr>
-        <w:t xml:space="preserve"> rada je </w:t>
+        <w:t xml:space="preserve"> </w:t>
+      </w:r>
+      <w:proofErr w:type="spellStart"/>
+      <w:r>
+        <w:rPr>
+          <w:lang w:val="en-US"/>
+        </w:rPr>
+        <w:t>rada</w:t>
+      </w:r>
+      <w:proofErr w:type="spellEnd"/>
+      <w:r>
+        <w:rPr>
+          <w:lang w:val="en-US"/>
+        </w:rPr>
+        <w:t xml:space="preserve"> je </w:t>
       </w:r>
       <w:proofErr w:type="spellStart"/>
       <w:r>
@@ -576,7 +617,21 @@
         <w:rPr>
           <w:lang w:val="en-US"/>
         </w:rPr>
-        <w:t xml:space="preserve"> Blazor </w:t>
+        <w:t xml:space="preserve"> </w:t>
+      </w:r>
+      <w:proofErr w:type="spellStart"/>
+      <w:r>
+        <w:rPr>
+          <w:lang w:val="en-US"/>
+        </w:rPr>
+        <w:t>Blazor</w:t>
+      </w:r>
+      <w:proofErr w:type="spellEnd"/>
+      <w:r>
+        <w:rPr>
+          <w:lang w:val="en-US"/>
+        </w:rPr>
+        <w:t xml:space="preserve"> </w:t>
       </w:r>
       <w:proofErr w:type="spellStart"/>
       <w:r>
@@ -943,6 +998,7 @@
         <w:t>.</w:t>
       </w:r>
     </w:p>
+    <w:bookmarkEnd w:id="3"/>
     <w:p/>
     <w:p/>
     <w:p>
@@ -961,7 +1017,7 @@
     <w:p/>
     <w:p>
       <w:pPr>
-        <w:pStyle w:val="Naslov1"/>
+        <w:pStyle w:val="Heading1"/>
       </w:pPr>
       <w:r>
         <w:lastRenderedPageBreak/>
@@ -969,14 +1025,14 @@
       </w:r>
       <w:r>
         <w:rPr>
-          <w:rStyle w:val="Naslov2Znak"/>
+          <w:rStyle w:val="Heading2Char"/>
         </w:rPr>
         <w:t>eorijska osnova</w:t>
       </w:r>
     </w:p>
     <w:p>
       <w:pPr>
-        <w:pStyle w:val="Naslov2"/>
+        <w:pStyle w:val="Heading2"/>
       </w:pPr>
       <w:r>
         <w:t xml:space="preserve">Šta su </w:t>
@@ -1054,7 +1110,7 @@
     </w:p>
     <w:p>
       <w:pPr>
-        <w:pStyle w:val="Paragrafspiska"/>
+        <w:pStyle w:val="ListParagraph"/>
         <w:numPr>
           <w:ilvl w:val="0"/>
           <w:numId w:val="15"/>
@@ -1090,7 +1146,7 @@
     </w:p>
     <w:p>
       <w:pPr>
-        <w:pStyle w:val="Paragrafspiska"/>
+        <w:pStyle w:val="ListParagraph"/>
         <w:numPr>
           <w:ilvl w:val="0"/>
           <w:numId w:val="15"/>
@@ -1156,7 +1212,7 @@
     </w:p>
     <w:p>
       <w:pPr>
-        <w:pStyle w:val="Paragrafspiska"/>
+        <w:pStyle w:val="ListParagraph"/>
         <w:numPr>
           <w:ilvl w:val="0"/>
           <w:numId w:val="15"/>
@@ -1374,7 +1430,6 @@
     <w:p/>
     <w:p>
       <w:r>
-        <w:lastRenderedPageBreak/>
         <w:t xml:space="preserve">gdje </w:t>
       </w:r>
       <m:oMath>
@@ -1484,6 +1539,7 @@
     </w:p>
     <w:p>
       <w:r>
+        <w:lastRenderedPageBreak/>
         <w:t>Kako bi mreža bila u mogućnosti da modelira kompleksne, nelinearne problem na dati izlaz se primjenjuje odgovarajuća aktivacijska funckija (eng. Activation function). Aktivacijske funkcije poput ReLU ili Softmax su same po sebi jednostavne (ReLU vraća 0 za negativne brojeve, te ne mijenja izlaz za pozitivne brojeve), ali one uvode nelinearnost u sistem.</w:t>
       </w:r>
     </w:p>
@@ -1562,13 +1618,8 @@
       <w:r>
         <w:t>(</w:t>
       </w:r>
-      <w:proofErr w:type="spellStart"/>
-      <w:r>
-        <w:t>eng</w:t>
-      </w:r>
-      <w:proofErr w:type="spellEnd"/>
-      <w:r>
-        <w:t xml:space="preserve">. </w:t>
+      <w:r>
+        <w:t xml:space="preserve">eng. </w:t>
       </w:r>
       <w:r>
         <w:t>backpropagation) i optimizator (</w:t>
@@ -1689,10 +1740,10 @@
     <w:p/>
     <w:p>
       <w:pPr>
-        <w:pStyle w:val="Naslov2"/>
-      </w:pPr>
-      <w:r>
-        <w:lastRenderedPageBreak/>
+        <w:pStyle w:val="Heading2"/>
+      </w:pPr>
+      <w:bookmarkStart w:id="4" w:name="_Hlk234150884"/>
+      <w:r>
         <w:t>CNN</w:t>
       </w:r>
       <w:r>
@@ -1711,7 +1762,11 @@
         <w:t xml:space="preserve"> mreže </w:t>
       </w:r>
     </w:p>
-    <w:p>
+    <w:bookmarkEnd w:id="4"/>
+    <w:p/>
+    <w:p/>
+    <w:p>
+      <w:bookmarkStart w:id="5" w:name="_Hlk234150903"/>
       <w:r>
         <w:t>Konvoluci</w:t>
       </w:r>
@@ -1842,7 +1897,7 @@
     </w:p>
     <w:p>
       <w:pPr>
-        <w:pStyle w:val="Paragrafspiska"/>
+        <w:pStyle w:val="ListParagraph"/>
         <w:numPr>
           <w:ilvl w:val="0"/>
           <w:numId w:val="6"/>
@@ -1938,7 +1993,7 @@
     </w:p>
     <w:p>
       <w:pPr>
-        <w:pStyle w:val="Paragrafspiska"/>
+        <w:pStyle w:val="ListParagraph"/>
         <w:numPr>
           <w:ilvl w:val="0"/>
           <w:numId w:val="6"/>
@@ -2001,7 +2056,7 @@
     </w:p>
     <w:p>
       <w:pPr>
-        <w:pStyle w:val="Paragrafspiska"/>
+        <w:pStyle w:val="ListParagraph"/>
         <w:numPr>
           <w:ilvl w:val="0"/>
           <w:numId w:val="6"/>
@@ -2106,7 +2161,7 @@
     </w:p>
     <w:p>
       <w:pPr>
-        <w:pStyle w:val="Paragrafspiska"/>
+        <w:pStyle w:val="ListParagraph"/>
         <w:numPr>
           <w:ilvl w:val="0"/>
           <w:numId w:val="6"/>
@@ -2329,7 +2384,7 @@
     </w:p>
     <w:p>
       <w:pPr>
-        <w:pStyle w:val="Paragrafspiska"/>
+        <w:pStyle w:val="ListParagraph"/>
         <w:numPr>
           <w:ilvl w:val="0"/>
           <w:numId w:val="6"/>
@@ -2383,7 +2438,7 @@
     </w:p>
     <w:p>
       <w:pPr>
-        <w:pStyle w:val="Paragrafspiska"/>
+        <w:pStyle w:val="ListParagraph"/>
         <w:numPr>
           <w:ilvl w:val="0"/>
           <w:numId w:val="6"/>
@@ -2429,6 +2484,7 @@
         <w:t xml:space="preserve"> prepoznavanje anomalija i predviđanje trendova.</w:t>
       </w:r>
     </w:p>
+    <w:bookmarkEnd w:id="5"/>
     <w:p>
       <w:pPr>
         <w:ind w:left="360"/>
@@ -2436,202 +2492,39 @@
     </w:p>
     <w:p>
       <w:pPr>
-        <w:pStyle w:val="Naslov2"/>
-      </w:pPr>
+        <w:pStyle w:val="Heading2"/>
+      </w:pPr>
+      <w:bookmarkStart w:id="6" w:name="_Hlk234151054"/>
       <w:r>
         <w:lastRenderedPageBreak/>
         <w:t>PyTorch vs. TorchSharp</w:t>
       </w:r>
     </w:p>
+    <w:bookmarkEnd w:id="6"/>
     <w:p/>
     <w:p>
-      <w:proofErr w:type="spellStart"/>
-      <w:r>
-        <w:t>PyTorch</w:t>
-      </w:r>
-      <w:proofErr w:type="spellEnd"/>
-      <w:r>
-        <w:t xml:space="preserve"> je </w:t>
-      </w:r>
-      <w:proofErr w:type="spellStart"/>
-      <w:r>
-        <w:t>Python</w:t>
-      </w:r>
-      <w:proofErr w:type="spellEnd"/>
-      <w:r>
-        <w:t xml:space="preserve"> biblioteka otvorenog koda (</w:t>
-      </w:r>
-      <w:proofErr w:type="spellStart"/>
-      <w:r>
-        <w:t>eng</w:t>
-      </w:r>
-      <w:proofErr w:type="spellEnd"/>
-      <w:r>
-        <w:t xml:space="preserve">. </w:t>
-      </w:r>
-      <w:proofErr w:type="spellStart"/>
-      <w:r>
-        <w:t>Open</w:t>
-      </w:r>
-      <w:proofErr w:type="spellEnd"/>
-      <w:r>
-        <w:t xml:space="preserve"> </w:t>
-      </w:r>
-      <w:proofErr w:type="spellStart"/>
-      <w:r>
-        <w:t>source</w:t>
-      </w:r>
-      <w:proofErr w:type="spellEnd"/>
-      <w:r>
-        <w:t xml:space="preserve">) koja korisnicima daje na raspolaganje veliki broj algoritama mašinskog učenja, specifično algoritama dubokog učenja. Opseg algoritama je širok te uključuje relativno jednostavne algoritme poput linearne regresije, do </w:t>
-      </w:r>
-      <w:proofErr w:type="spellStart"/>
-      <w:r>
-        <w:t>konvolucionih</w:t>
-      </w:r>
-      <w:proofErr w:type="spellEnd"/>
-      <w:r>
-        <w:t xml:space="preserve"> neuronskih mreža te </w:t>
-      </w:r>
-      <w:proofErr w:type="spellStart"/>
-      <w:r>
-        <w:t>transformer</w:t>
-      </w:r>
-      <w:proofErr w:type="spellEnd"/>
-      <w:r>
-        <w:t xml:space="preserve"> modela. Originalno je implementiran od strane Facebook AI Research tima i pretvoren u biblioteku otvorenog koda 2017. godine.</w:t>
-      </w:r>
-    </w:p>
-    <w:p>
-      <w:proofErr w:type="spellStart"/>
-      <w:r>
-        <w:t>TorchSharp</w:t>
-      </w:r>
-      <w:proofErr w:type="spellEnd"/>
-      <w:r>
-        <w:t xml:space="preserve"> je .NET biblioteka otvorenog koda, koja, poput </w:t>
-      </w:r>
-      <w:proofErr w:type="spellStart"/>
-      <w:r>
-        <w:t>PyTorcha</w:t>
-      </w:r>
-      <w:proofErr w:type="spellEnd"/>
-      <w:r>
-        <w:t xml:space="preserve">, korisnicima daje na raspolaganje jednostavno korištenje raznih algoritama mašinskog učenja. Sam način korištenja biblioteke je vrlo sličan </w:t>
-      </w:r>
-      <w:proofErr w:type="spellStart"/>
-      <w:r>
-        <w:t>PyTorch</w:t>
-      </w:r>
-      <w:proofErr w:type="spellEnd"/>
-      <w:r>
-        <w:t xml:space="preserve"> biblioteci.</w:t>
+      <w:bookmarkStart w:id="7" w:name="_Hlk234151063"/>
+      <w:r>
+        <w:t>PyTorch je Python biblioteka otvorenog koda (eng. Open source) koja korisnicima daje na raspolaganje veliki broj algoritama mašinskog učenja, specifično algoritama dubokog učenja. Opseg algoritama je širok te uključuje relativno jednostavne algoritme poput linearne regresije, do konvolucionih neuronskih mreža te transformer modela. Originalno je implementiran od strane Facebook AI Research tima i pretvoren u biblioteku otvorenog koda 2017. godine.</w:t>
+      </w:r>
+    </w:p>
+    <w:p>
+      <w:r>
+        <w:t>TorchSharp je .NET biblioteka otvorenog koda, koja, poput PyTorcha, korisnicima daje na raspolaganje jednostavno korištenje raznih algoritama mašinskog učenja. Sam način korištenja biblioteke je vrlo sličan PyTorch biblioteci.</w:t>
       </w:r>
     </w:p>
     <w:p/>
     <w:p>
       <w:r>
-        <w:t xml:space="preserve">Gledajući dublje, obje navedene biblioteke koriste istu internu logiku koja je implementirana u </w:t>
-      </w:r>
-      <w:proofErr w:type="spellStart"/>
-      <w:r>
-        <w:t>LibTorch</w:t>
-      </w:r>
-      <w:proofErr w:type="spellEnd"/>
-      <w:r>
-        <w:t xml:space="preserve"> biblioteci. </w:t>
-      </w:r>
-      <w:proofErr w:type="spellStart"/>
-      <w:r>
-        <w:t>LibTorch</w:t>
-      </w:r>
-      <w:proofErr w:type="spellEnd"/>
-      <w:r>
-        <w:t xml:space="preserve"> je C++ biblioteka za duboko učenje u kojoj se izvršavaju sve </w:t>
-      </w:r>
-      <w:proofErr w:type="spellStart"/>
-      <w:r>
-        <w:t>tenzorske</w:t>
-      </w:r>
-      <w:proofErr w:type="spellEnd"/>
-      <w:r>
-        <w:t xml:space="preserve"> operacije, automatska diferencijacija i optimizacije. </w:t>
-      </w:r>
-      <w:proofErr w:type="spellStart"/>
-      <w:r>
-        <w:t>LibTorch</w:t>
-      </w:r>
-      <w:proofErr w:type="spellEnd"/>
-      <w:r>
-        <w:t xml:space="preserve"> je implementiran u programskom jeziku C++ jer je za treniranje kompleksnih modela potrebno </w:t>
-      </w:r>
-      <w:proofErr w:type="spellStart"/>
-      <w:r>
-        <w:t>izvršavanje</w:t>
-      </w:r>
-      <w:proofErr w:type="spellEnd"/>
-      <w:r>
-        <w:t xml:space="preserve"> miliona ili triliona operacija svake sekunde, tako da implementacija mora biti veoma efikasna.</w:t>
-      </w:r>
-    </w:p>
-    <w:p>
-      <w:proofErr w:type="spellStart"/>
-      <w:r>
-        <w:t>Python</w:t>
-      </w:r>
-      <w:proofErr w:type="spellEnd"/>
-      <w:r>
-        <w:t>, prema tome, predstavlja samo interfejs za kompleksnu implementaciju u C++ i ne postoji razlog zašto data upotreba ne bi bila moguća u drugim jezicima poput C#. Naprotiv, C# pruža snažno tipiziranu (</w:t>
-      </w:r>
-      <w:proofErr w:type="spellStart"/>
-      <w:r>
-        <w:t>eng</w:t>
-      </w:r>
-      <w:proofErr w:type="spellEnd"/>
-      <w:r>
-        <w:t xml:space="preserve">. </w:t>
-      </w:r>
-      <w:proofErr w:type="spellStart"/>
-      <w:r>
-        <w:t>type</w:t>
-      </w:r>
-      <w:proofErr w:type="spellEnd"/>
-      <w:r>
-        <w:t>-safe) arhitekturu, rješava probleme skalabilnosti eliminacijom GIL-a (</w:t>
-      </w:r>
-      <w:proofErr w:type="spellStart"/>
-      <w:r>
-        <w:t>eng</w:t>
-      </w:r>
-      <w:proofErr w:type="spellEnd"/>
-      <w:r>
-        <w:t xml:space="preserve">. Global Interpreter </w:t>
-      </w:r>
-      <w:proofErr w:type="spellStart"/>
-      <w:r>
-        <w:t>Lock</w:t>
-      </w:r>
-      <w:proofErr w:type="spellEnd"/>
-      <w:r>
-        <w:t xml:space="preserve">) i predstavlja prirodnije </w:t>
-      </w:r>
-      <w:proofErr w:type="spellStart"/>
-      <w:r>
-        <w:t>okruženje</w:t>
-      </w:r>
-      <w:proofErr w:type="spellEnd"/>
-      <w:r>
-        <w:t xml:space="preserve"> za inženjere unutar .NET ekosistema, dok istovremeno </w:t>
-      </w:r>
-      <w:proofErr w:type="spellStart"/>
-      <w:r>
-        <w:t>zadržava</w:t>
-      </w:r>
-      <w:proofErr w:type="spellEnd"/>
-      <w:r>
-        <w:t xml:space="preserve"> identične performanse treniranja.</w:t>
-      </w:r>
-    </w:p>
+        <w:t>Gledajući dublje, obje navedene biblioteke koriste istu internu logiku koja je implementirana u LibTorch biblioteci. LibTorch je C++ biblioteka za duboko učenje u kojoj se izvršavaju sve tenzorske operacije, automatska diferencijacija i optimizacije. LibTorch je implementiran u programskom jeziku C++ jer je za treniranje kompleksnih modela potrebno izvršavanje miliona ili triliona operacija svake sekunde, tako da implementacija mora biti veoma efikasna.</w:t>
+      </w:r>
+    </w:p>
+    <w:p>
+      <w:r>
+        <w:t>Python, prema tome, predstavlja samo interfejs za kompleksnu implementaciju u C++ i ne postoji razlog zašto data upotreba ne bi bila moguća u drugim jezicima poput C#. Naprotiv, C# pruža snažno tipiziranu (eng. type-safe) arhitekturu, rješava probleme skalabilnosti eliminacijom GIL-a (eng. Global Interpreter Lock) i predstavlja prirodnije okruženje za inženjere unutar .NET ekosistema, dok istovremeno zadržava identične performanse treniranja.</w:t>
+      </w:r>
+    </w:p>
+    <w:bookmarkEnd w:id="7"/>
     <w:p/>
     <w:p/>
     <w:p/>
@@ -2647,14 +2540,17 @@
     <w:p/>
     <w:p>
       <w:pPr>
-        <w:pStyle w:val="Naslov2"/>
-      </w:pPr>
+        <w:pStyle w:val="Heading2"/>
+      </w:pPr>
+      <w:bookmarkStart w:id="8" w:name="_Hlk234151086"/>
       <w:r>
         <w:lastRenderedPageBreak/>
         <w:t>Metrike modela</w:t>
       </w:r>
     </w:p>
     <w:p>
+      <w:bookmarkStart w:id="9" w:name="_Hlk234151093"/>
+      <w:bookmarkEnd w:id="8"/>
       <w:r>
         <w:t xml:space="preserve">Za preciznu i pravilnu procjenu </w:t>
       </w:r>
@@ -2683,11 +2579,13 @@
         <w:t xml:space="preserve"> okruženja. </w:t>
       </w:r>
     </w:p>
+    <w:bookmarkEnd w:id="9"/>
     <w:p/>
     <w:p>
       <w:pPr>
-        <w:pStyle w:val="Naslov4"/>
-      </w:pPr>
+        <w:pStyle w:val="Heading4"/>
+      </w:pPr>
+      <w:bookmarkStart w:id="10" w:name="_Hlk234151097"/>
       <w:r>
         <w:t>Brzina treniranja</w:t>
       </w:r>
@@ -2790,16 +2688,20 @@
         <w:t xml:space="preserve">. </w:t>
       </w:r>
     </w:p>
+    <w:bookmarkEnd w:id="10"/>
     <w:p/>
     <w:p>
       <w:pPr>
-        <w:pStyle w:val="Naslov4"/>
-      </w:pPr>
+        <w:pStyle w:val="Heading4"/>
+      </w:pPr>
+      <w:bookmarkStart w:id="11" w:name="_Hlk234151107"/>
       <w:r>
         <w:t>Klasifikacijske metrike</w:t>
       </w:r>
     </w:p>
     <w:p>
+      <w:bookmarkStart w:id="12" w:name="_Hlk234151119"/>
+      <w:bookmarkEnd w:id="11"/>
       <w:r>
         <w:t xml:space="preserve">Za </w:t>
       </w:r>
@@ -2890,7 +2792,7 @@
     </w:p>
     <w:p>
       <w:pPr>
-        <w:pStyle w:val="Paragrafspiska"/>
+        <w:pStyle w:val="ListParagraph"/>
         <w:numPr>
           <w:ilvl w:val="0"/>
           <w:numId w:val="6"/>
@@ -2947,7 +2849,7 @@
     </w:p>
     <w:p>
       <w:pPr>
-        <w:pStyle w:val="Paragrafspiska"/>
+        <w:pStyle w:val="ListParagraph"/>
         <w:numPr>
           <w:ilvl w:val="0"/>
           <w:numId w:val="6"/>
@@ -2995,7 +2897,7 @@
     </w:p>
     <w:p>
       <w:pPr>
-        <w:pStyle w:val="Paragrafspiska"/>
+        <w:pStyle w:val="ListParagraph"/>
         <w:numPr>
           <w:ilvl w:val="0"/>
           <w:numId w:val="6"/>
@@ -3037,7 +2939,7 @@
     </w:p>
     <w:p>
       <w:pPr>
-        <w:pStyle w:val="Paragrafspiska"/>
+        <w:pStyle w:val="ListParagraph"/>
         <w:numPr>
           <w:ilvl w:val="0"/>
           <w:numId w:val="6"/>
@@ -3114,7 +3016,7 @@
     </w:p>
     <w:p>
       <w:pPr>
-        <w:pStyle w:val="Paragrafspiska"/>
+        <w:pStyle w:val="ListParagraph"/>
         <w:numPr>
           <w:ilvl w:val="0"/>
           <w:numId w:val="6"/>
@@ -3230,7 +3132,7 @@
     </w:p>
     <w:p>
       <w:pPr>
-        <w:pStyle w:val="Paragrafspiska"/>
+        <w:pStyle w:val="ListParagraph"/>
         <w:numPr>
           <w:ilvl w:val="0"/>
           <w:numId w:val="6"/>
@@ -3248,7 +3150,7 @@
     </w:p>
     <w:p>
       <w:pPr>
-        <w:pStyle w:val="Paragrafspiska"/>
+        <w:pStyle w:val="ListParagraph"/>
       </w:pPr>
       <m:oMathPara>
         <m:oMath>
@@ -3323,7 +3225,7 @@
     </w:p>
     <w:p>
       <w:pPr>
-        <w:pStyle w:val="Paragrafspiska"/>
+        <w:pStyle w:val="ListParagraph"/>
         <w:numPr>
           <w:ilvl w:val="0"/>
           <w:numId w:val="6"/>
@@ -3396,15 +3298,15 @@
     </w:p>
     <w:p>
       <w:pPr>
-        <w:pStyle w:val="Paragrafspiska"/>
-      </w:pPr>
-      <w:r>
-        <w:t xml:space="preserve"> </w:t>
-      </w:r>
-    </w:p>
-    <w:p>
-      <w:pPr>
-        <w:pStyle w:val="Paragrafspiska"/>
+        <w:pStyle w:val="ListParagraph"/>
+      </w:pPr>
+      <w:r>
+        <w:t xml:space="preserve"> </w:t>
+      </w:r>
+    </w:p>
+    <w:p>
+      <w:pPr>
+        <w:pStyle w:val="ListParagraph"/>
       </w:pPr>
       <w:r>
         <w:t>Odziv govori koliko</w:t>
@@ -3445,17 +3347,17 @@
     </w:p>
     <w:p>
       <w:pPr>
-        <w:pStyle w:val="Paragrafspiska"/>
-      </w:pPr>
-    </w:p>
-    <w:p>
-      <w:pPr>
-        <w:pStyle w:val="Paragrafspiska"/>
-      </w:pPr>
-    </w:p>
-    <w:p>
-      <w:pPr>
-        <w:pStyle w:val="Paragrafspiska"/>
+        <w:pStyle w:val="ListParagraph"/>
+      </w:pPr>
+    </w:p>
+    <w:p>
+      <w:pPr>
+        <w:pStyle w:val="ListParagraph"/>
+      </w:pPr>
+    </w:p>
+    <w:p>
+      <w:pPr>
+        <w:pStyle w:val="ListParagraph"/>
         <w:numPr>
           <w:ilvl w:val="0"/>
           <w:numId w:val="6"/>
@@ -3473,7 +3375,7 @@
     </w:p>
     <w:p>
       <w:pPr>
-        <w:pStyle w:val="Paragrafspiska"/>
+        <w:pStyle w:val="ListParagraph"/>
         <w:rPr>
           <w:rFonts w:eastAsiaTheme="minorEastAsia"/>
           <w:iCs/>
@@ -3482,7 +3384,7 @@
     </w:p>
     <w:p>
       <w:pPr>
-        <w:pStyle w:val="Paragrafspiska"/>
+        <w:pStyle w:val="ListParagraph"/>
       </w:pPr>
       <m:oMathPara>
         <m:oMathParaPr>
@@ -3541,12 +3443,12 @@
     </w:p>
     <w:p>
       <w:pPr>
-        <w:pStyle w:val="Paragrafspiska"/>
-      </w:pPr>
-    </w:p>
-    <w:p>
-      <w:pPr>
-        <w:pStyle w:val="Paragrafspiska"/>
+        <w:pStyle w:val="ListParagraph"/>
+      </w:pPr>
+    </w:p>
+    <w:p>
+      <w:pPr>
+        <w:pStyle w:val="ListParagraph"/>
       </w:pPr>
       <w:r>
         <w:t xml:space="preserve">F1 </w:t>
@@ -3582,15 +3484,17 @@
         <w:t xml:space="preserve"> odziva (ili obrnuto).</w:t>
       </w:r>
     </w:p>
-    <w:p>
-      <w:pPr>
-        <w:pStyle w:val="Paragrafspiska"/>
-      </w:pPr>
-    </w:p>
-    <w:p>
-      <w:pPr>
-        <w:pStyle w:val="Naslov4"/>
-      </w:pPr>
+    <w:bookmarkEnd w:id="12"/>
+    <w:p>
+      <w:pPr>
+        <w:pStyle w:val="ListParagraph"/>
+      </w:pPr>
+    </w:p>
+    <w:p>
+      <w:pPr>
+        <w:pStyle w:val="Heading4"/>
+      </w:pPr>
+      <w:bookmarkStart w:id="13" w:name="_Hlk234151185"/>
       <w:r>
         <w:t>Metrike za više</w:t>
       </w:r>
@@ -3599,6 +3503,8 @@
       </w:r>
     </w:p>
     <w:p>
+      <w:bookmarkStart w:id="14" w:name="_Hlk234151194"/>
+      <w:bookmarkEnd w:id="13"/>
       <w:r>
         <w:t xml:space="preserve">Navedene metrike su veoma korisne, ali se standardno računaju za pojedinačne klase. </w:t>
       </w:r>
@@ -3636,7 +3542,7 @@
     <w:p/>
     <w:p>
       <w:pPr>
-        <w:pStyle w:val="Paragrafspiska"/>
+        <w:pStyle w:val="ListParagraph"/>
         <w:numPr>
           <w:ilvl w:val="0"/>
           <w:numId w:val="6"/>
@@ -3654,12 +3560,12 @@
     </w:p>
     <w:p>
       <w:pPr>
-        <w:pStyle w:val="Paragrafspiska"/>
-      </w:pPr>
-    </w:p>
-    <w:p>
-      <w:pPr>
-        <w:pStyle w:val="Paragrafspiska"/>
+        <w:pStyle w:val="ListParagraph"/>
+      </w:pPr>
+    </w:p>
+    <w:p>
+      <w:pPr>
+        <w:pStyle w:val="ListParagraph"/>
       </w:pPr>
       <m:oMathPara>
         <m:oMathParaPr>
@@ -3768,17 +3674,17 @@
     </w:p>
     <w:p>
       <w:pPr>
-        <w:pStyle w:val="Paragrafspiska"/>
-      </w:pPr>
-    </w:p>
-    <w:p>
-      <w:pPr>
-        <w:pStyle w:val="Paragrafspiska"/>
-      </w:pPr>
-    </w:p>
-    <w:p>
-      <w:pPr>
-        <w:pStyle w:val="Paragrafspiska"/>
+        <w:pStyle w:val="ListParagraph"/>
+      </w:pPr>
+    </w:p>
+    <w:p>
+      <w:pPr>
+        <w:pStyle w:val="ListParagraph"/>
+      </w:pPr>
+    </w:p>
+    <w:p>
+      <w:pPr>
+        <w:pStyle w:val="ListParagraph"/>
         <w:numPr>
           <w:ilvl w:val="0"/>
           <w:numId w:val="6"/>
@@ -3823,12 +3729,12 @@
     </w:p>
     <w:p>
       <w:pPr>
-        <w:pStyle w:val="Paragrafspiska"/>
-      </w:pPr>
-    </w:p>
-    <w:p>
-      <w:pPr>
-        <w:pStyle w:val="Paragrafspiska"/>
+        <w:pStyle w:val="ListParagraph"/>
+      </w:pPr>
+    </w:p>
+    <w:p>
+      <w:pPr>
+        <w:pStyle w:val="ListParagraph"/>
       </w:pPr>
       <m:oMathPara>
         <m:oMathParaPr>
@@ -3934,7 +3840,7 @@
     </w:p>
     <w:p>
       <w:pPr>
-        <w:pStyle w:val="Paragrafspiska"/>
+        <w:pStyle w:val="ListParagraph"/>
       </w:pPr>
     </w:p>
     <w:p>
@@ -3973,13 +3879,14 @@
     </w:p>
     <w:p>
       <w:pPr>
-        <w:pStyle w:val="Paragrafspiska"/>
+        <w:pStyle w:val="ListParagraph"/>
         <w:numPr>
           <w:ilvl w:val="0"/>
           <w:numId w:val="6"/>
         </w:numPr>
       </w:pPr>
       <w:r>
+        <w:lastRenderedPageBreak/>
         <w:t>Težinske metrike</w:t>
       </w:r>
       <w:r>
@@ -4055,12 +3962,12 @@
     </w:p>
     <w:p>
       <w:pPr>
-        <w:pStyle w:val="Paragrafspiska"/>
-      </w:pPr>
-    </w:p>
-    <w:p>
-      <w:pPr>
-        <w:pStyle w:val="Paragrafspiska"/>
+        <w:pStyle w:val="ListParagraph"/>
+      </w:pPr>
+    </w:p>
+    <w:p>
+      <w:pPr>
+        <w:pStyle w:val="ListParagraph"/>
       </w:pPr>
       <m:oMathPara>
         <m:oMathParaPr>
@@ -4370,11 +4277,19 @@
       <w:r>
         <w:t xml:space="preserve">Međutim, isključivo oslanjanje na odziv maligne klase može dovesti do nerealne procjene, jer bi model mogao postići maksimalan odziv jednostavnim klasifikovanjem svih snimaka kao malignih. </w:t>
       </w:r>
-      <w:r>
-        <w:rPr>
-          <w:lang w:val="en-US"/>
-        </w:rPr>
-        <w:t xml:space="preserve">Zbog toga se </w:t>
+      <w:proofErr w:type="spellStart"/>
+      <w:r>
+        <w:rPr>
+          <w:lang w:val="en-US"/>
+        </w:rPr>
+        <w:t>Zbog</w:t>
+      </w:r>
+      <w:proofErr w:type="spellEnd"/>
+      <w:r>
+        <w:rPr>
+          <w:lang w:val="en-US"/>
+        </w:rPr>
+        <w:t xml:space="preserve"> toga se </w:t>
       </w:r>
       <w:proofErr w:type="spellStart"/>
       <w:r>
@@ -4965,6 +4880,7 @@
         <w:t>.</w:t>
       </w:r>
     </w:p>
+    <w:bookmarkEnd w:id="14"/>
     <w:p>
       <w:pPr>
         <w:ind w:left="720"/>
@@ -4974,30 +4890,36 @@
     <w:p/>
     <w:p/>
     <w:p/>
-    <w:p>
-      <w:pPr>
-        <w:pStyle w:val="Naslov1"/>
-      </w:pPr>
+    <w:p/>
+    <w:p>
+      <w:pPr>
+        <w:pStyle w:val="Heading1"/>
+      </w:pPr>
+      <w:bookmarkStart w:id="15" w:name="_Hlk234151222"/>
       <w:r>
         <w:lastRenderedPageBreak/>
         <w:t>Metodologija i implementacija</w:t>
       </w:r>
     </w:p>
+    <w:bookmarkEnd w:id="15"/>
     <w:p/>
     <w:p>
       <w:pPr>
-        <w:pStyle w:val="Naslov2"/>
-      </w:pPr>
+        <w:pStyle w:val="Heading2"/>
+      </w:pPr>
+      <w:bookmarkStart w:id="16" w:name="_Hlk234151228"/>
       <w:r>
         <w:t>Korišteni skup podataka (Dataset)</w:t>
       </w:r>
     </w:p>
+    <w:bookmarkEnd w:id="16"/>
     <w:p>
       <w:pPr>
         <w:jc w:val="both"/>
       </w:pPr>
     </w:p>
     <w:p>
+      <w:bookmarkStart w:id="17" w:name="_Hlk234151234"/>
       <w:r>
         <w:t>Kako bi se o</w:t>
       </w:r>
@@ -5266,7 +5188,7 @@
     </w:p>
     <w:p>
       <w:pPr>
-        <w:pStyle w:val="Paragrafspiska"/>
+        <w:pStyle w:val="ListParagraph"/>
         <w:numPr>
           <w:ilvl w:val="0"/>
           <w:numId w:val="6"/>
@@ -5284,7 +5206,7 @@
     </w:p>
     <w:p>
       <w:pPr>
-        <w:pStyle w:val="Paragrafspiska"/>
+        <w:pStyle w:val="ListParagraph"/>
         <w:numPr>
           <w:ilvl w:val="0"/>
           <w:numId w:val="6"/>
@@ -5299,7 +5221,7 @@
     </w:p>
     <w:p>
       <w:pPr>
-        <w:pStyle w:val="Paragrafspiska"/>
+        <w:pStyle w:val="ListParagraph"/>
         <w:numPr>
           <w:ilvl w:val="0"/>
           <w:numId w:val="6"/>
@@ -5389,14 +5311,16 @@
         <w:t>Pacijenti unutar ovih 110 slučajeva variraju po spolu, starosti, stepenu obrazovanja, te mjestu stanovanja i socio-ekonomskom statusu, što doprinosi demografskoj raznovrsnosti samog skupa podataka.</w:t>
       </w:r>
     </w:p>
+    <w:bookmarkEnd w:id="17"/>
     <w:p/>
     <w:p/>
     <w:p/>
     <w:p/>
     <w:p>
       <w:pPr>
-        <w:pStyle w:val="Naslov2"/>
-      </w:pPr>
+        <w:pStyle w:val="Heading2"/>
+      </w:pPr>
+      <w:bookmarkStart w:id="18" w:name="_Hlk234151242"/>
       <w:r>
         <w:lastRenderedPageBreak/>
         <w:t>Preprocesiranje slika (</w:t>
@@ -5415,6 +5339,8 @@
       </w:r>
     </w:p>
     <w:p>
+      <w:bookmarkStart w:id="19" w:name="_Hlk234151250"/>
+      <w:bookmarkEnd w:id="18"/>
       <w:r>
         <w:t>Standardna praksa prilikom treniranja modela mašinskog učenja, nezavisno od domene, jeste da se izvrše određene operacije nad podacima prije samog treniranja. Cilj datih operacija jeste da se smanji opterećenje na računarske resurse prilikom treniranja</w:t>
       </w:r>
@@ -5472,7 +5398,7 @@
     <w:p/>
     <w:p>
       <w:pPr>
-        <w:pStyle w:val="Paragrafspiska"/>
+        <w:pStyle w:val="ListParagraph"/>
         <w:numPr>
           <w:ilvl w:val="0"/>
           <w:numId w:val="6"/>
@@ -5538,12 +5464,12 @@
     </w:p>
     <w:p>
       <w:pPr>
-        <w:pStyle w:val="Paragrafspiska"/>
-      </w:pPr>
-    </w:p>
-    <w:p>
-      <w:pPr>
-        <w:pStyle w:val="Paragrafspiska"/>
+        <w:pStyle w:val="ListParagraph"/>
+      </w:pPr>
+    </w:p>
+    <w:p>
+      <w:pPr>
+        <w:pStyle w:val="ListParagraph"/>
         <w:numPr>
           <w:ilvl w:val="0"/>
           <w:numId w:val="6"/>
@@ -5642,12 +5568,12 @@
     </w:p>
     <w:p>
       <w:pPr>
-        <w:pStyle w:val="Paragrafspiska"/>
-      </w:pPr>
-    </w:p>
-    <w:p>
-      <w:pPr>
-        <w:pStyle w:val="Paragrafspiska"/>
+        <w:pStyle w:val="ListParagraph"/>
+      </w:pPr>
+    </w:p>
+    <w:p>
+      <w:pPr>
+        <w:pStyle w:val="ListParagraph"/>
         <w:numPr>
           <w:ilvl w:val="0"/>
           <w:numId w:val="6"/>
@@ -5749,12 +5675,12 @@
     </w:p>
     <w:p>
       <w:pPr>
-        <w:pStyle w:val="Paragrafspiska"/>
-      </w:pPr>
-    </w:p>
-    <w:p>
-      <w:pPr>
-        <w:pStyle w:val="Paragrafspiska"/>
+        <w:pStyle w:val="ListParagraph"/>
+      </w:pPr>
+    </w:p>
+    <w:p>
+      <w:pPr>
+        <w:pStyle w:val="ListParagraph"/>
         <w:numPr>
           <w:ilvl w:val="0"/>
           <w:numId w:val="6"/>
@@ -5836,6 +5762,7 @@
         <w:t>će biti postignuto rotiranjem postojećih slika vertikalno i horizontalno.</w:t>
       </w:r>
     </w:p>
+    <w:bookmarkEnd w:id="19"/>
     <w:p>
       <w:r>
         <w:br w:type="page"/>
@@ -5843,15 +5770,18 @@
     </w:p>
     <w:p>
       <w:pPr>
-        <w:pStyle w:val="Naslov2"/>
-      </w:pPr>
+        <w:pStyle w:val="Heading2"/>
+      </w:pPr>
+      <w:bookmarkStart w:id="20" w:name="_Hlk234151259"/>
       <w:r>
         <w:lastRenderedPageBreak/>
         <w:t>Razdvajanje podataka na skup za treniranje i validaciju</w:t>
       </w:r>
     </w:p>
+    <w:bookmarkEnd w:id="20"/>
     <w:p/>
     <w:p>
+      <w:bookmarkStart w:id="21" w:name="_Hlk234151264"/>
       <w:r>
         <w:t xml:space="preserve">Podjela skupa podataka na </w:t>
       </w:r>
@@ -6047,14 +5977,16 @@
       <w:r>
         <w:t>). Ova metoda osigurava da omjer od 75% za trening i 25% za validaciju ne bude primijenjen isključivo na ukupan broj slika, već na svaku pojedinačnu klasu nezavisno. Ovim pristupom je zagarantovano da će oba skupa podataka zadržati identičnu originalnu distribuciju malignih, benignih i normalnih slučajeva, čime se sprečava situacija u kojoj bi manjinska klasa bila nedovoljno zastupljena ili potpuno izostavljena iz validacijskog skupa.</w:t>
       </w:r>
+      <w:bookmarkEnd w:id="21"/>
       <w:r>
         <w:br w:type="page"/>
       </w:r>
     </w:p>
     <w:p>
       <w:pPr>
-        <w:pStyle w:val="Naslov2"/>
-      </w:pPr>
+        <w:pStyle w:val="Heading2"/>
+      </w:pPr>
+      <w:bookmarkStart w:id="22" w:name="_Hlk234151272"/>
       <w:r>
         <w:lastRenderedPageBreak/>
         <w:t xml:space="preserve">Dizajn i arhitektura CNN modela, </w:t>
@@ -6063,8 +5995,10 @@
         <w:t>Funkcija troška, Optimizator</w:t>
       </w:r>
     </w:p>
+    <w:bookmarkEnd w:id="22"/>
     <w:p/>
     <w:p>
+      <w:bookmarkStart w:id="23" w:name="_Hlk234151284"/>
       <w:r>
         <w:t xml:space="preserve">Da bi poređenje imalo smisla i bilo akademski validno, obje </w:t>
       </w:r>
@@ -6285,7 +6219,7 @@
     </w:p>
     <w:p>
       <w:pPr>
-        <w:pStyle w:val="Paragrafspiska"/>
+        <w:pStyle w:val="ListParagraph"/>
         <w:numPr>
           <w:ilvl w:val="0"/>
           <w:numId w:val="12"/>
@@ -6491,7 +6425,7 @@
     </w:p>
     <w:p>
       <w:pPr>
-        <w:pStyle w:val="Paragrafspiska"/>
+        <w:pStyle w:val="ListParagraph"/>
         <w:numPr>
           <w:ilvl w:val="0"/>
           <w:numId w:val="12"/>
@@ -6500,11 +6434,19 @@
           <w:lang w:val="en-GB"/>
         </w:rPr>
       </w:pPr>
-      <w:r>
-        <w:rPr>
-          <w:lang w:val="en-GB"/>
-        </w:rPr>
-        <w:t xml:space="preserve">Prvi </w:t>
+      <w:proofErr w:type="spellStart"/>
+      <w:r>
+        <w:rPr>
+          <w:lang w:val="en-GB"/>
+        </w:rPr>
+        <w:t>Prvi</w:t>
+      </w:r>
+      <w:proofErr w:type="spellEnd"/>
+      <w:r>
+        <w:rPr>
+          <w:lang w:val="en-GB"/>
+        </w:rPr>
+        <w:t xml:space="preserve"> </w:t>
       </w:r>
       <w:proofErr w:type="spellStart"/>
       <w:r>
@@ -6534,11 +6476,19 @@
         </w:rPr>
         <w:t xml:space="preserve"> - </w:t>
       </w:r>
-      <w:r>
-        <w:rPr>
-          <w:lang w:val="en-GB"/>
-        </w:rPr>
-        <w:t xml:space="preserve">Dati </w:t>
+      <w:proofErr w:type="spellStart"/>
+      <w:r>
+        <w:rPr>
+          <w:lang w:val="en-GB"/>
+        </w:rPr>
+        <w:t>Dati</w:t>
+      </w:r>
+      <w:proofErr w:type="spellEnd"/>
+      <w:r>
+        <w:rPr>
+          <w:lang w:val="en-GB"/>
+        </w:rPr>
+        <w:t xml:space="preserve"> </w:t>
       </w:r>
       <w:proofErr w:type="spellStart"/>
       <w:r>
@@ -6675,11 +6625,19 @@
         </w:rPr>
         <w:t xml:space="preserve">.  </w:t>
       </w:r>
-      <w:r>
-        <w:rPr>
-          <w:lang w:val="en-GB"/>
-        </w:rPr>
-        <w:t xml:space="preserve">Prolazak </w:t>
+      <w:proofErr w:type="spellStart"/>
+      <w:r>
+        <w:rPr>
+          <w:lang w:val="en-GB"/>
+        </w:rPr>
+        <w:t>Prolazak</w:t>
+      </w:r>
+      <w:proofErr w:type="spellEnd"/>
+      <w:r>
+        <w:rPr>
+          <w:lang w:val="en-GB"/>
+        </w:rPr>
+        <w:t xml:space="preserve"> </w:t>
       </w:r>
       <w:proofErr w:type="spellStart"/>
       <w:r>
@@ -6808,7 +6766,7 @@
     </w:p>
     <w:p>
       <w:pPr>
-        <w:pStyle w:val="Paragrafspiska"/>
+        <w:pStyle w:val="ListParagraph"/>
         <w:numPr>
           <w:ilvl w:val="0"/>
           <w:numId w:val="12"/>
@@ -6817,11 +6775,19 @@
           <w:lang w:val="en-GB"/>
         </w:rPr>
       </w:pPr>
-      <w:r>
-        <w:rPr>
-          <w:lang w:val="en-GB"/>
-        </w:rPr>
-        <w:t xml:space="preserve">Prvi </w:t>
+      <w:proofErr w:type="spellStart"/>
+      <w:r>
+        <w:rPr>
+          <w:lang w:val="en-GB"/>
+        </w:rPr>
+        <w:t>Prvi</w:t>
+      </w:r>
+      <w:proofErr w:type="spellEnd"/>
+      <w:r>
+        <w:rPr>
+          <w:lang w:val="en-GB"/>
+        </w:rPr>
+        <w:t xml:space="preserve"> </w:t>
       </w:r>
       <w:proofErr w:type="spellStart"/>
       <w:r>
@@ -7004,7 +6970,7 @@
     </w:p>
     <w:p>
       <w:pPr>
-        <w:pStyle w:val="Paragrafspiska"/>
+        <w:pStyle w:val="ListParagraph"/>
         <w:numPr>
           <w:ilvl w:val="0"/>
           <w:numId w:val="12"/>
@@ -7033,11 +6999,19 @@
         </w:rPr>
         <w:t xml:space="preserve"> - </w:t>
       </w:r>
-      <w:r>
-        <w:rPr>
-          <w:lang w:val="en-GB"/>
-        </w:rPr>
-        <w:t xml:space="preserve">Dati </w:t>
+      <w:proofErr w:type="spellStart"/>
+      <w:r>
+        <w:rPr>
+          <w:lang w:val="en-GB"/>
+        </w:rPr>
+        <w:t>Dati</w:t>
+      </w:r>
+      <w:proofErr w:type="spellEnd"/>
+      <w:r>
+        <w:rPr>
+          <w:lang w:val="en-GB"/>
+        </w:rPr>
+        <w:t xml:space="preserve"> </w:t>
       </w:r>
       <w:proofErr w:type="spellStart"/>
       <w:r>
@@ -7342,7 +7316,7 @@
     </w:p>
     <w:p>
       <w:pPr>
-        <w:pStyle w:val="Paragrafspiska"/>
+        <w:pStyle w:val="ListParagraph"/>
         <w:numPr>
           <w:ilvl w:val="0"/>
           <w:numId w:val="12"/>
@@ -7351,11 +7325,19 @@
           <w:lang w:val="en-GB"/>
         </w:rPr>
       </w:pPr>
-      <w:r>
-        <w:rPr>
-          <w:lang w:val="en-GB"/>
-        </w:rPr>
-        <w:t xml:space="preserve">Drugi </w:t>
+      <w:proofErr w:type="spellStart"/>
+      <w:r>
+        <w:rPr>
+          <w:lang w:val="en-GB"/>
+        </w:rPr>
+        <w:t>Drugi</w:t>
+      </w:r>
+      <w:proofErr w:type="spellEnd"/>
+      <w:r>
+        <w:rPr>
+          <w:lang w:val="en-GB"/>
+        </w:rPr>
+        <w:t xml:space="preserve"> </w:t>
       </w:r>
       <w:proofErr w:type="spellStart"/>
       <w:r>
@@ -7403,7 +7385,21 @@
         <w:rPr>
           <w:lang w:val="en-GB"/>
         </w:rPr>
-        <w:t xml:space="preserve"> novi set od 64 </w:t>
+        <w:t xml:space="preserve"> novi set </w:t>
+      </w:r>
+      <w:proofErr w:type="spellStart"/>
+      <w:r>
+        <w:rPr>
+          <w:lang w:val="en-GB"/>
+        </w:rPr>
+        <w:t>od</w:t>
+      </w:r>
+      <w:proofErr w:type="spellEnd"/>
+      <w:r>
+        <w:rPr>
+          <w:lang w:val="en-GB"/>
+        </w:rPr>
+        <w:t xml:space="preserve"> 64 </w:t>
       </w:r>
       <w:proofErr w:type="spellStart"/>
       <w:r>
@@ -7437,7 +7433,21 @@
         <w:rPr>
           <w:lang w:val="en-GB"/>
         </w:rPr>
-        <w:t xml:space="preserve"> 3x3. Dati kernel </w:t>
+        <w:t xml:space="preserve"> 3x3. </w:t>
+      </w:r>
+      <w:proofErr w:type="spellStart"/>
+      <w:r>
+        <w:rPr>
+          <w:lang w:val="en-GB"/>
+        </w:rPr>
+        <w:t>Dati</w:t>
+      </w:r>
+      <w:proofErr w:type="spellEnd"/>
+      <w:r>
+        <w:rPr>
+          <w:lang w:val="en-GB"/>
+        </w:rPr>
+        <w:t xml:space="preserve"> kernel </w:t>
       </w:r>
       <w:proofErr w:type="spellStart"/>
       <w:r>
@@ -7538,7 +7548,7 @@
     </w:p>
     <w:p>
       <w:pPr>
-        <w:pStyle w:val="Paragrafspiska"/>
+        <w:pStyle w:val="ListParagraph"/>
         <w:numPr>
           <w:ilvl w:val="0"/>
           <w:numId w:val="12"/>
@@ -7547,11 +7557,19 @@
           <w:lang w:val="en-GB"/>
         </w:rPr>
       </w:pPr>
-      <w:r>
-        <w:rPr>
-          <w:lang w:val="en-GB"/>
-        </w:rPr>
-        <w:t xml:space="preserve">Drugi </w:t>
+      <w:proofErr w:type="spellStart"/>
+      <w:r>
+        <w:rPr>
+          <w:lang w:val="en-GB"/>
+        </w:rPr>
+        <w:t>Drugi</w:t>
+      </w:r>
+      <w:proofErr w:type="spellEnd"/>
+      <w:r>
+        <w:rPr>
+          <w:lang w:val="en-GB"/>
+        </w:rPr>
+        <w:t xml:space="preserve"> </w:t>
       </w:r>
       <w:proofErr w:type="spellStart"/>
       <w:r>
@@ -7590,7 +7608,7 @@
     </w:p>
     <w:p>
       <w:pPr>
-        <w:pStyle w:val="Paragrafspiska"/>
+        <w:pStyle w:val="ListParagraph"/>
         <w:numPr>
           <w:ilvl w:val="0"/>
           <w:numId w:val="12"/>
@@ -7599,11 +7617,19 @@
           <w:lang w:val="en-GB"/>
         </w:rPr>
       </w:pPr>
-      <w:r>
-        <w:rPr>
-          <w:lang w:val="en-GB"/>
-        </w:rPr>
-        <w:t xml:space="preserve">Drugi </w:t>
+      <w:proofErr w:type="spellStart"/>
+      <w:r>
+        <w:rPr>
+          <w:lang w:val="en-GB"/>
+        </w:rPr>
+        <w:t>Drugi</w:t>
+      </w:r>
+      <w:proofErr w:type="spellEnd"/>
+      <w:r>
+        <w:rPr>
+          <w:lang w:val="en-GB"/>
+        </w:rPr>
+        <w:t xml:space="preserve"> </w:t>
       </w:r>
       <w:r>
         <w:rPr>
@@ -7858,7 +7884,7 @@
     </w:p>
     <w:p>
       <w:pPr>
-        <w:pStyle w:val="Paragrafspiska"/>
+        <w:pStyle w:val="ListParagraph"/>
         <w:numPr>
           <w:ilvl w:val="0"/>
           <w:numId w:val="12"/>
@@ -7887,11 +7913,19 @@
         </w:rPr>
         <w:t xml:space="preserve"> - </w:t>
       </w:r>
-      <w:r>
-        <w:rPr>
-          <w:lang w:val="en-GB"/>
-        </w:rPr>
-        <w:t xml:space="preserve">Dati </w:t>
+      <w:proofErr w:type="spellStart"/>
+      <w:r>
+        <w:rPr>
+          <w:lang w:val="en-GB"/>
+        </w:rPr>
+        <w:t>Dati</w:t>
+      </w:r>
+      <w:proofErr w:type="spellEnd"/>
+      <w:r>
+        <w:rPr>
+          <w:lang w:val="en-GB"/>
+        </w:rPr>
+        <w:t xml:space="preserve"> </w:t>
       </w:r>
       <w:proofErr w:type="spellStart"/>
       <w:r>
@@ -8074,7 +8108,7 @@
     </w:p>
     <w:p>
       <w:pPr>
-        <w:pStyle w:val="Paragrafspiska"/>
+        <w:pStyle w:val="ListParagraph"/>
         <w:numPr>
           <w:ilvl w:val="0"/>
           <w:numId w:val="12"/>
@@ -8156,7 +8190,7 @@
     </w:p>
     <w:p>
       <w:pPr>
-        <w:pStyle w:val="Paragrafspiska"/>
+        <w:pStyle w:val="ListParagraph"/>
         <w:numPr>
           <w:ilvl w:val="0"/>
           <w:numId w:val="12"/>
@@ -8368,11 +8402,11 @@
         </w:rPr>
         <w:t xml:space="preserve"> </w:t>
       </w:r>
-      <w:hyperlink r:id="rId7" w:history="1">
+      <w:hyperlink r:id="rId6" w:history="1">
         <w:proofErr w:type="spellStart"/>
         <w:r>
           <w:rPr>
-            <w:rStyle w:val="Hiperveza"/>
+            <w:rStyle w:val="Hyperlink"/>
             <w:lang w:val="en-GB"/>
           </w:rPr>
           <w:t>praktičnom</w:t>
@@ -8380,7 +8414,7 @@
         <w:proofErr w:type="spellEnd"/>
         <w:r>
           <w:rPr>
-            <w:rStyle w:val="Hiperveza"/>
+            <w:rStyle w:val="Hyperlink"/>
             <w:lang w:val="en-GB"/>
           </w:rPr>
           <w:t xml:space="preserve"> </w:t>
@@ -8388,7 +8422,7 @@
         <w:proofErr w:type="spellStart"/>
         <w:r>
           <w:rPr>
-            <w:rStyle w:val="Hiperveza"/>
+            <w:rStyle w:val="Hyperlink"/>
             <w:lang w:val="en-GB"/>
           </w:rPr>
           <w:t>primjeru</w:t>
@@ -8612,12 +8646,20 @@
           <w:lang w:val="en-GB"/>
         </w:rPr>
       </w:pPr>
+      <w:proofErr w:type="spellStart"/>
       <w:r>
         <w:rPr>
           <w:lang w:val="en-GB"/>
         </w:rPr>
         <w:lastRenderedPageBreak/>
-        <w:t xml:space="preserve">Osim </w:t>
+        <w:t>Osim</w:t>
+      </w:r>
+      <w:proofErr w:type="spellEnd"/>
+      <w:r>
+        <w:rPr>
+          <w:lang w:val="en-GB"/>
+        </w:rPr>
+        <w:t xml:space="preserve"> </w:t>
       </w:r>
       <w:proofErr w:type="spellStart"/>
       <w:r>
@@ -9482,11 +9524,19 @@
         </w:rPr>
         <w:t xml:space="preserve">. </w:t>
       </w:r>
-      <w:r>
-        <w:rPr>
-          <w:lang w:val="en-GB"/>
-        </w:rPr>
-        <w:t xml:space="preserve">Kako je </w:t>
+      <w:proofErr w:type="spellStart"/>
+      <w:r>
+        <w:rPr>
+          <w:lang w:val="en-GB"/>
+        </w:rPr>
+        <w:t>Kako</w:t>
+      </w:r>
+      <w:proofErr w:type="spellEnd"/>
+      <w:r>
+        <w:rPr>
+          <w:lang w:val="en-GB"/>
+        </w:rPr>
+        <w:t xml:space="preserve"> je </w:t>
       </w:r>
       <w:proofErr w:type="spellStart"/>
       <w:r>
@@ -9687,7 +9737,21 @@
         <w:rPr>
           <w:lang w:val="en-US"/>
         </w:rPr>
-        <w:t xml:space="preserve">ropy funkcija </w:t>
+        <w:t xml:space="preserve">ropy </w:t>
+      </w:r>
+      <w:proofErr w:type="spellStart"/>
+      <w:r>
+        <w:rPr>
+          <w:lang w:val="en-US"/>
+        </w:rPr>
+        <w:t>funkcija</w:t>
+      </w:r>
+      <w:proofErr w:type="spellEnd"/>
+      <w:r>
+        <w:rPr>
+          <w:lang w:val="en-US"/>
+        </w:rPr>
+        <w:t xml:space="preserve"> </w:t>
       </w:r>
       <w:proofErr w:type="spellStart"/>
       <w:r>
@@ -10271,17 +10335,33 @@
         </w:rPr>
         <w:t xml:space="preserve"> </w:t>
       </w:r>
-      <w:r>
-        <w:rPr>
-          <w:lang w:val="en-US"/>
-        </w:rPr>
-        <w:t xml:space="preserve">kod </w:t>
-      </w:r>
-      <w:r>
-        <w:rPr>
-          <w:lang w:val="en-US"/>
-        </w:rPr>
-        <w:t xml:space="preserve">funkcije </w:t>
+      <w:proofErr w:type="spellStart"/>
+      <w:r>
+        <w:rPr>
+          <w:lang w:val="en-US"/>
+        </w:rPr>
+        <w:t>kod</w:t>
+      </w:r>
+      <w:proofErr w:type="spellEnd"/>
+      <w:r>
+        <w:rPr>
+          <w:lang w:val="en-US"/>
+        </w:rPr>
+        <w:t xml:space="preserve"> </w:t>
+      </w:r>
+      <w:proofErr w:type="spellStart"/>
+      <w:r>
+        <w:rPr>
+          <w:lang w:val="en-US"/>
+        </w:rPr>
+        <w:t>funkcije</w:t>
+      </w:r>
+      <w:proofErr w:type="spellEnd"/>
+      <w:r>
+        <w:rPr>
+          <w:lang w:val="en-US"/>
+        </w:rPr>
+        <w:t xml:space="preserve"> </w:t>
       </w:r>
       <w:proofErr w:type="spellStart"/>
       <w:r>
@@ -10357,11 +10437,19 @@
         </w:rPr>
         <w:t xml:space="preserve"> </w:t>
       </w:r>
-      <w:r>
-        <w:rPr>
-          <w:lang w:val="en-US"/>
-        </w:rPr>
-        <w:t xml:space="preserve">poput </w:t>
+      <w:proofErr w:type="spellStart"/>
+      <w:r>
+        <w:rPr>
+          <w:lang w:val="en-US"/>
+        </w:rPr>
+        <w:t>poput</w:t>
+      </w:r>
+      <w:proofErr w:type="spellEnd"/>
+      <w:r>
+        <w:rPr>
+          <w:lang w:val="en-US"/>
+        </w:rPr>
+        <w:t xml:space="preserve"> </w:t>
       </w:r>
       <w:r>
         <w:rPr>
@@ -10393,7 +10481,21 @@
         <w:rPr>
           <w:lang w:val="en-US"/>
         </w:rPr>
-        <w:t xml:space="preserve">Za dati rad je </w:t>
+        <w:t xml:space="preserve">Za </w:t>
+      </w:r>
+      <w:proofErr w:type="spellStart"/>
+      <w:r>
+        <w:rPr>
+          <w:lang w:val="en-US"/>
+        </w:rPr>
+        <w:t>dati</w:t>
+      </w:r>
+      <w:proofErr w:type="spellEnd"/>
+      <w:r>
+        <w:rPr>
+          <w:lang w:val="en-US"/>
+        </w:rPr>
+        <w:t xml:space="preserve"> rad je </w:t>
       </w:r>
       <w:proofErr w:type="spellStart"/>
       <w:r>
@@ -10467,7 +10569,21 @@
         <w:rPr>
           <w:lang w:val="en-US"/>
         </w:rPr>
-        <w:t xml:space="preserve">koji se koristi u </w:t>
+        <w:t xml:space="preserve">koji se </w:t>
+      </w:r>
+      <w:proofErr w:type="spellStart"/>
+      <w:r>
+        <w:rPr>
+          <w:lang w:val="en-US"/>
+        </w:rPr>
+        <w:t>koristi</w:t>
+      </w:r>
+      <w:proofErr w:type="spellEnd"/>
+      <w:r>
+        <w:rPr>
+          <w:lang w:val="en-US"/>
+        </w:rPr>
+        <w:t xml:space="preserve"> u </w:t>
       </w:r>
       <w:proofErr w:type="spellStart"/>
       <w:r>
@@ -10635,6 +10751,7 @@
         <w:t>Kako je dati problem višeklasni, obično se u zadnjem sloju ubacuje funkcija poput Softmax-a. Softmax funkcija uzima ulazne vrijednosti i transformiše ih na način da daju skup vrijednosti čija će suma biti 1. Ovo je vrlo korisno za višeklasne probleme jer se upravo takva funkcionalnost nastoji dobiti, odnosno opseg vjerovatnoća gdje će klasa sa najvećom vrijednošću biti klasa koju je model predvidio. Ipak, u datom radu se navedeni sloj ne ubacuje ručno. Funkcija troška Cross-Entropy Loss specifično je namijenjena za rad na višeklasnim problemima i ona automatski aplicira Softmax funkciju prilikom računanja troška.</w:t>
       </w:r>
     </w:p>
+    <w:bookmarkEnd w:id="23"/>
     <w:p/>
     <w:p/>
     <w:p/>
@@ -10643,8 +10760,9 @@
     <w:p/>
     <w:p>
       <w:pPr>
-        <w:pStyle w:val="Naslov2"/>
-      </w:pPr>
+        <w:pStyle w:val="Heading2"/>
+      </w:pPr>
+      <w:bookmarkStart w:id="24" w:name="_Hlk234151305"/>
       <w:r>
         <w:lastRenderedPageBreak/>
         <w:t>Broj e</w:t>
@@ -10665,8 +10783,10 @@
         <w:t>erije</w:t>
       </w:r>
     </w:p>
+    <w:bookmarkEnd w:id="24"/>
     <w:p/>
     <w:p>
+      <w:bookmarkStart w:id="25" w:name="_Hlk234151315"/>
       <w:r>
         <w:t xml:space="preserve">Proces </w:t>
       </w:r>
@@ -10689,15 +10809,7 @@
         <w:t xml:space="preserve">algoritama povratne propagacije </w:t>
       </w:r>
       <w:r>
-        <w:t xml:space="preserve">i </w:t>
-      </w:r>
-      <w:proofErr w:type="spellStart"/>
-      <w:r>
-        <w:t>optimizatora</w:t>
-      </w:r>
-      <w:proofErr w:type="spellEnd"/>
-      <w:r>
-        <w:t>. Svaka iteracija i predikcija koju mreža napravi uzrokuje vrlo minimalne promjene u parametrima samog modela, sa ciljem smanjenja greške i poboljša</w:t>
+        <w:t>i optimizatora. Svaka iteracija i predikcija koju mreža napravi uzrokuje vrlo minimalne promjene u parametrima samog modela, sa ciljem smanjenja greške i poboljša</w:t>
       </w:r>
       <w:r>
         <w:t>nja</w:t>
@@ -10731,7 +10843,7 @@
     </w:p>
     <w:p>
       <w:pPr>
-        <w:pStyle w:val="Paragrafspiska"/>
+        <w:pStyle w:val="ListParagraph"/>
         <w:numPr>
           <w:ilvl w:val="0"/>
           <w:numId w:val="6"/>
@@ -10767,7 +10879,7 @@
     </w:p>
     <w:p>
       <w:pPr>
-        <w:pStyle w:val="Paragrafspiska"/>
+        <w:pStyle w:val="ListParagraph"/>
         <w:numPr>
           <w:ilvl w:val="0"/>
           <w:numId w:val="6"/>
@@ -10854,6 +10966,7 @@
         <w:t>skup podataka (oko 1000 slika) i memorijske kapacitete.</w:t>
       </w:r>
     </w:p>
+    <w:bookmarkEnd w:id="25"/>
     <w:p/>
     <w:p/>
     <w:p/>
@@ -10866,25 +10979,20 @@
     <w:p/>
     <w:p>
       <w:pPr>
-        <w:pStyle w:val="Naslov2"/>
-      </w:pPr>
+        <w:pStyle w:val="Heading2"/>
+      </w:pPr>
+      <w:bookmarkStart w:id="26" w:name="_Hlk234151326"/>
       <w:r>
         <w:lastRenderedPageBreak/>
         <w:t>Orkestracija i .NET Aspire</w:t>
       </w:r>
     </w:p>
+    <w:bookmarkEnd w:id="26"/>
     <w:p/>
     <w:p>
-      <w:r>
-        <w:t xml:space="preserve">Za jednostavno treniranje, </w:t>
-      </w:r>
-      <w:proofErr w:type="spellStart"/>
-      <w:r>
-        <w:t>evaluaciju</w:t>
-      </w:r>
-      <w:proofErr w:type="spellEnd"/>
-      <w:r>
-        <w:t xml:space="preserve"> i direktno</w:t>
+      <w:bookmarkStart w:id="27" w:name="_Hlk234151338"/>
+      <w:r>
+        <w:t>Za jednostavno treniranje, evaluaciju i direktno</w:t>
       </w:r>
       <w:r>
         <w:t xml:space="preserve"> </w:t>
@@ -10898,27 +11006,14 @@
       <w:r>
         <w:t xml:space="preserve"> modela implementirana je </w:t>
       </w:r>
-      <w:proofErr w:type="spellStart"/>
-      <w:r>
-        <w:t>Blazor</w:t>
-      </w:r>
-      <w:proofErr w:type="spellEnd"/>
-      <w:r>
-        <w:t xml:space="preserve"> </w:t>
+      <w:r>
+        <w:t xml:space="preserve">Blazor </w:t>
       </w:r>
       <w:r>
         <w:t xml:space="preserve">web aplikacija. Kroz aplikaciju je moguće treniranje modela koristeći Python ekosistem (PyTorch) ili .NET ekosistem (TorchSharp). </w:t>
       </w:r>
       <w:r>
-        <w:t xml:space="preserve">Nakon završenog treniranja, aplikacija pruža </w:t>
-      </w:r>
-      <w:proofErr w:type="spellStart"/>
-      <w:r>
-        <w:t>mogućnost</w:t>
-      </w:r>
-      <w:proofErr w:type="spellEnd"/>
-      <w:r>
-        <w:t xml:space="preserve"> upoređivanja svih ključnih metrika poput vremena treniranja, odziva, preciznosti, makro i težinskih metrika, kao i funkcije troška.</w:t>
+        <w:t>Nakon završenog treniranja, aplikacija pruža mogućnost upoređivanja svih ključnih metrika poput vremena treniranja, odziva, preciznosti, makro i težinskih metrika, kao i funkcije troška.</w:t>
       </w:r>
     </w:p>
     <w:p>
@@ -10970,355 +11065,272 @@
       <w:r>
         <w:t xml:space="preserve"> Ovaj dio je striktno implementiran kao prezentacijski sloj (</w:t>
       </w:r>
-      <w:proofErr w:type="spellStart"/>
-      <w:r>
-        <w:t>eng</w:t>
-      </w:r>
-      <w:proofErr w:type="spellEnd"/>
+      <w:r>
+        <w:t>eng. F</w:t>
+      </w:r>
+      <w:r>
+        <w:t>rontend)</w:t>
+      </w:r>
+      <w:r>
+        <w:t>,</w:t>
+      </w:r>
+      <w:r>
+        <w:t xml:space="preserve"> te ne sadrži logiku za treniranje ni analiziranje slika</w:t>
+      </w:r>
+      <w:r>
+        <w:t>,</w:t>
+      </w:r>
+      <w:r>
+        <w:t xml:space="preserve"> čime se prati praksa razdvajanja koda</w:t>
+      </w:r>
+      <w:r>
+        <w:t xml:space="preserve"> za prezentaciju i pozadinske logike</w:t>
+      </w:r>
+      <w:r>
+        <w:t>.</w:t>
+      </w:r>
+    </w:p>
+    <w:p>
+      <w:r>
+        <w:t xml:space="preserve">Logika za treniranje i analiziranje slika je implementirana pomoću posebnih Web </w:t>
+      </w:r>
+      <w:r>
+        <w:t>API</w:t>
+      </w:r>
+      <w:r>
+        <w:t xml:space="preserve"> </w:t>
+      </w:r>
+      <w:r>
+        <w:t xml:space="preserve">(Application Programming Interface) </w:t>
+      </w:r>
+      <w:r>
+        <w:t>servisa koji komuniciraju sa korisničkim interfejsom uz pomoć HTTP protokola. Treniranje preko .NET okruženja je omogućeno preko .NET Core Web API</w:t>
+      </w:r>
+      <w:r>
+        <w:t xml:space="preserve"> servisa,</w:t>
+      </w:r>
+      <w:r>
+        <w:t xml:space="preserve"> </w:t>
+      </w:r>
+      <w:r>
+        <w:t xml:space="preserve">dok je za </w:t>
+      </w:r>
+      <w:r>
+        <w:t xml:space="preserve">Python okruženje </w:t>
+      </w:r>
+      <w:r>
+        <w:t>is</w:t>
+      </w:r>
+      <w:r>
+        <w:t>korišten FastAPI. Oba servisa su visoko performantna i moderna rješenja za komunikaciju između web aplikacija, te zajedno sa korisničkim interfejs</w:t>
+      </w:r>
+      <w:r>
+        <w:t>om</w:t>
+      </w:r>
+      <w:r>
+        <w:t xml:space="preserve"> pružaju korisniku sveobuhvatno rješenje za treniranje i analiziranj</w:t>
+      </w:r>
+      <w:r>
+        <w:t>e</w:t>
+      </w:r>
+      <w:r>
+        <w:t xml:space="preserve"> modela mašinskog učenja.</w:t>
+      </w:r>
+    </w:p>
+    <w:p>
+      <w:r>
+        <w:t>Kako se arhitektura</w:t>
+      </w:r>
+      <w:r>
+        <w:t xml:space="preserve"> aplikacije</w:t>
+      </w:r>
+      <w:r>
+        <w:t xml:space="preserve"> sastoji od više </w:t>
+      </w:r>
+      <w:r>
+        <w:t>komponenti</w:t>
+      </w:r>
+      <w:r>
+        <w:t xml:space="preserve"> napisanih u različitim programskim jezicima</w:t>
+      </w:r>
+      <w:r>
+        <w:t xml:space="preserve">, </w:t>
+      </w:r>
+      <w:r>
+        <w:t xml:space="preserve">te je potrebna efikasna </w:t>
+      </w:r>
+      <w:r>
+        <w:t xml:space="preserve">i brza </w:t>
+      </w:r>
+      <w:r>
+        <w:t>komunikacija između njih</w:t>
+      </w:r>
+      <w:r>
+        <w:t xml:space="preserve">, </w:t>
+      </w:r>
+      <w:r>
+        <w:t>is</w:t>
+      </w:r>
+      <w:r>
+        <w:t>korišten</w:t>
+      </w:r>
+      <w:r>
+        <w:t>a</w:t>
+      </w:r>
+      <w:r>
+        <w:t xml:space="preserve"> je .NET Aspire</w:t>
+      </w:r>
+      <w:r>
+        <w:t xml:space="preserve"> platforma</w:t>
+      </w:r>
+      <w:r>
+        <w:t>.</w:t>
+      </w:r>
+      <w:r>
+        <w:t xml:space="preserve"> </w:t>
+      </w:r>
+      <w:r>
+        <w:t xml:space="preserve">.NET Aspire je </w:t>
+      </w:r>
+      <w:r>
+        <w:t xml:space="preserve">moderna </w:t>
+      </w:r>
+      <w:r>
+        <w:t xml:space="preserve">platforma za .NET koja služi za </w:t>
+      </w:r>
+      <w:r>
+        <w:t>efikasno</w:t>
+      </w:r>
+      <w:r>
+        <w:t xml:space="preserve"> orkestriranje </w:t>
+      </w:r>
+      <w:r>
+        <w:t>mikroservisnih arhitektura te omogućava jednostavan</w:t>
+      </w:r>
+      <w:r>
+        <w:t xml:space="preserve"> </w:t>
+      </w:r>
+      <w:r>
+        <w:t xml:space="preserve">vid </w:t>
+      </w:r>
+      <w:r>
+        <w:t>komunikacije između</w:t>
+      </w:r>
+      <w:r>
+        <w:t xml:space="preserve"> svih komponenti sistema. </w:t>
+      </w:r>
+    </w:p>
+    <w:p>
+      <w:r>
+        <w:t xml:space="preserve">Za trajnu pohranu podataka o modelima </w:t>
+      </w:r>
+      <w:r>
+        <w:t>korištena je SQLite baza podataka</w:t>
+      </w:r>
+      <w:r>
+        <w:t xml:space="preserve"> zajedno sa Entity Framework Core tehnologijom</w:t>
+      </w:r>
       <w:r>
         <w:t xml:space="preserve">. </w:t>
       </w:r>
-      <w:proofErr w:type="spellStart"/>
-      <w:r>
-        <w:t>F</w:t>
-      </w:r>
-      <w:r>
-        <w:t>rontend</w:t>
-      </w:r>
-      <w:proofErr w:type="spellEnd"/>
-      <w:r>
-        <w:t>)</w:t>
+      <w:r>
+        <w:t xml:space="preserve">SQLite je odabrana zbog svoje jednostavnosti upotrebe i implementacije, s obzirom na to da sve podatke </w:t>
+      </w:r>
+      <w:r>
+        <w:t>sprema</w:t>
+      </w:r>
+      <w:r>
+        <w:t xml:space="preserve"> u jedan lokalni fajl</w:t>
+      </w:r>
+      <w:r>
+        <w:t>. Nakon treniranj</w:t>
+      </w:r>
+      <w:r>
+        <w:t>a</w:t>
+      </w:r>
+      <w:r>
+        <w:t xml:space="preserve"> </w:t>
+      </w:r>
+      <w:r>
+        <w:t>modela</w:t>
       </w:r>
       <w:r>
         <w:t>,</w:t>
       </w:r>
       <w:r>
-        <w:t xml:space="preserve"> te ne sadrži logiku za treniranje ni analiziranje slika</w:t>
-      </w:r>
-      <w:r>
-        <w:t>,</w:t>
-      </w:r>
-      <w:r>
-        <w:t xml:space="preserve"> čime se prati praksa razdvajanja koda</w:t>
-      </w:r>
-      <w:r>
-        <w:t xml:space="preserve"> za prezentaciju i pozadinske logike</w:t>
+        <w:t xml:space="preserve"> </w:t>
+      </w:r>
+      <w:r>
+        <w:t>u bazu se spremaju</w:t>
+      </w:r>
+      <w:r>
+        <w:t xml:space="preserve"> poda</w:t>
+      </w:r>
+      <w:r>
+        <w:t xml:space="preserve">ci </w:t>
+      </w:r>
+      <w:r>
+        <w:t>poput vremena treniranj</w:t>
+      </w:r>
+      <w:r>
+        <w:t>a</w:t>
+      </w:r>
+      <w:r>
+        <w:t>, preciznost</w:t>
+      </w:r>
+      <w:r>
+        <w:t>i</w:t>
+      </w:r>
+      <w:r>
+        <w:t xml:space="preserve"> i odziva </w:t>
+      </w:r>
+      <w:r>
+        <w:t>iz</w:t>
+      </w:r>
+      <w:r>
+        <w:t xml:space="preserve"> različiti</w:t>
+      </w:r>
+      <w:r>
+        <w:t>h</w:t>
+      </w:r>
+      <w:r>
+        <w:t xml:space="preserve"> epoha</w:t>
+      </w:r>
+      <w:r>
+        <w:t xml:space="preserve">, </w:t>
+      </w:r>
+      <w:r>
+        <w:t>te se ovi podaci koriste za direktnu usporedbu unutar korisničkog interfejsa</w:t>
       </w:r>
       <w:r>
         <w:t>.</w:t>
       </w:r>
     </w:p>
-    <w:p>
-      <w:r>
-        <w:t xml:space="preserve">Logika za treniranje i analiziranje slika je implementirana pomoću posebnih Web </w:t>
-      </w:r>
-      <w:r>
-        <w:t>API</w:t>
-      </w:r>
-      <w:r>
-        <w:t xml:space="preserve"> </w:t>
-      </w:r>
-      <w:r>
-        <w:t>(</w:t>
-      </w:r>
-      <w:proofErr w:type="spellStart"/>
-      <w:r>
-        <w:t>Application</w:t>
-      </w:r>
-      <w:proofErr w:type="spellEnd"/>
-      <w:r>
-        <w:t xml:space="preserve"> </w:t>
-      </w:r>
-      <w:proofErr w:type="spellStart"/>
-      <w:r>
-        <w:t>Programming</w:t>
-      </w:r>
-      <w:proofErr w:type="spellEnd"/>
-      <w:r>
-        <w:t xml:space="preserve"> </w:t>
-      </w:r>
-      <w:proofErr w:type="spellStart"/>
-      <w:r>
-        <w:t>Interface</w:t>
-      </w:r>
-      <w:proofErr w:type="spellEnd"/>
-      <w:r>
-        <w:t xml:space="preserve">) </w:t>
-      </w:r>
-      <w:r>
-        <w:t>servisa koji komuniciraju sa korisničkim interfejsom uz pomoć HTTP protokola. Treniranje preko .NET okruženja je omogućeno preko .NET Core Web API</w:t>
-      </w:r>
-      <w:r>
-        <w:t xml:space="preserve"> servisa,</w:t>
-      </w:r>
-      <w:r>
-        <w:t xml:space="preserve"> </w:t>
-      </w:r>
-      <w:r>
-        <w:t xml:space="preserve">dok je za </w:t>
-      </w:r>
-      <w:proofErr w:type="spellStart"/>
-      <w:r>
-        <w:t>Python</w:t>
-      </w:r>
-      <w:proofErr w:type="spellEnd"/>
-      <w:r>
-        <w:t xml:space="preserve"> </w:t>
-      </w:r>
-      <w:proofErr w:type="spellStart"/>
-      <w:r>
-        <w:t>okruženje</w:t>
-      </w:r>
-      <w:proofErr w:type="spellEnd"/>
-      <w:r>
-        <w:t xml:space="preserve"> </w:t>
-      </w:r>
-      <w:r>
-        <w:t>is</w:t>
-      </w:r>
-      <w:r>
-        <w:t xml:space="preserve">korišten </w:t>
-      </w:r>
-      <w:proofErr w:type="spellStart"/>
-      <w:r>
-        <w:t>FastAPI</w:t>
-      </w:r>
-      <w:proofErr w:type="spellEnd"/>
-      <w:r>
-        <w:t>. Oba servisa su visoko performantna i moderna rješenja za komunikaciju između web aplikacija, te zajedno sa korisničkim interfejs</w:t>
-      </w:r>
-      <w:r>
-        <w:t>om</w:t>
-      </w:r>
-      <w:r>
-        <w:t xml:space="preserve"> pružaju korisniku sveobuhvatno rješenje za treniranje i analiziranj</w:t>
-      </w:r>
-      <w:r>
-        <w:t>e</w:t>
-      </w:r>
-      <w:r>
-        <w:t xml:space="preserve"> modela mašinskog učenja.</w:t>
-      </w:r>
-    </w:p>
-    <w:p>
-      <w:r>
-        <w:t>Kako se arhitektura</w:t>
-      </w:r>
-      <w:r>
-        <w:t xml:space="preserve"> aplikacije</w:t>
-      </w:r>
-      <w:r>
-        <w:t xml:space="preserve"> sastoji od više </w:t>
-      </w:r>
-      <w:r>
-        <w:t>komponenti</w:t>
-      </w:r>
-      <w:r>
-        <w:t xml:space="preserve"> napisanih u različitim programskim jezicima</w:t>
-      </w:r>
-      <w:r>
-        <w:t xml:space="preserve">, </w:t>
-      </w:r>
-      <w:r>
-        <w:t xml:space="preserve">te je potrebna efikasna </w:t>
-      </w:r>
-      <w:r>
-        <w:t xml:space="preserve">i brza </w:t>
-      </w:r>
-      <w:r>
-        <w:t>komunikacija između njih</w:t>
-      </w:r>
-      <w:r>
-        <w:t xml:space="preserve">, </w:t>
-      </w:r>
-      <w:r>
-        <w:t>is</w:t>
-      </w:r>
-      <w:r>
-        <w:t>korišten</w:t>
-      </w:r>
-      <w:r>
-        <w:t>a</w:t>
-      </w:r>
-      <w:r>
-        <w:t xml:space="preserve"> je .NET </w:t>
-      </w:r>
-      <w:proofErr w:type="spellStart"/>
-      <w:r>
-        <w:t>Aspire</w:t>
-      </w:r>
-      <w:proofErr w:type="spellEnd"/>
-      <w:r>
-        <w:t xml:space="preserve"> platforma</w:t>
-      </w:r>
-      <w:r>
-        <w:t>.</w:t>
-      </w:r>
-      <w:r>
-        <w:t xml:space="preserve"> </w:t>
-      </w:r>
-      <w:r>
-        <w:t xml:space="preserve">.NET Aspire je </w:t>
-      </w:r>
-      <w:r>
-        <w:t xml:space="preserve">moderna </w:t>
-      </w:r>
-      <w:r>
-        <w:t xml:space="preserve">platforma za .NET koja služi za </w:t>
-      </w:r>
-      <w:r>
-        <w:t>efikasno</w:t>
-      </w:r>
-      <w:r>
-        <w:t xml:space="preserve"> orkestriranje </w:t>
-      </w:r>
-      <w:r>
-        <w:t>mikroservisnih arhitektura te omogućava jednostavan</w:t>
-      </w:r>
-      <w:r>
-        <w:t xml:space="preserve"> </w:t>
-      </w:r>
-      <w:r>
-        <w:t xml:space="preserve">vid </w:t>
-      </w:r>
-      <w:r>
-        <w:t>komunikacije između</w:t>
-      </w:r>
-      <w:r>
-        <w:t xml:space="preserve"> svih komponenti sistema. </w:t>
-      </w:r>
-    </w:p>
-    <w:p>
-      <w:r>
-        <w:t xml:space="preserve">Za trajnu pohranu podataka o modelima </w:t>
-      </w:r>
-      <w:r>
-        <w:t>korištena je SQLite baza podataka</w:t>
-      </w:r>
-      <w:r>
-        <w:t xml:space="preserve"> zajedno sa Entity Framework Core tehnologijom</w:t>
-      </w:r>
-      <w:r>
-        <w:t xml:space="preserve">. </w:t>
-      </w:r>
-      <w:r>
-        <w:t xml:space="preserve">SQLite je odabrana zbog svoje jednostavnosti upotrebe i implementacije, s obzirom na to da sve podatke </w:t>
-      </w:r>
-      <w:r>
-        <w:t>sprema</w:t>
-      </w:r>
-      <w:r>
-        <w:t xml:space="preserve"> u jedan lokalni fajl</w:t>
-      </w:r>
-      <w:r>
-        <w:t>. Nakon treniranj</w:t>
-      </w:r>
-      <w:r>
-        <w:t>a</w:t>
-      </w:r>
-      <w:r>
-        <w:t xml:space="preserve"> </w:t>
-      </w:r>
-      <w:r>
-        <w:t>modela</w:t>
-      </w:r>
-      <w:r>
-        <w:t>,</w:t>
-      </w:r>
-      <w:r>
-        <w:t xml:space="preserve"> </w:t>
-      </w:r>
-      <w:r>
-        <w:t>u bazu se spremaju</w:t>
-      </w:r>
-      <w:r>
-        <w:t xml:space="preserve"> poda</w:t>
-      </w:r>
-      <w:r>
-        <w:t xml:space="preserve">ci </w:t>
-      </w:r>
-      <w:r>
-        <w:t>poput vremena treniranj</w:t>
-      </w:r>
-      <w:r>
-        <w:t>a</w:t>
-      </w:r>
-      <w:r>
-        <w:t>, preciznost</w:t>
-      </w:r>
-      <w:r>
-        <w:t>i</w:t>
-      </w:r>
-      <w:r>
-        <w:t xml:space="preserve"> i odziva </w:t>
-      </w:r>
-      <w:r>
-        <w:t>iz</w:t>
-      </w:r>
-      <w:r>
-        <w:t xml:space="preserve"> različiti</w:t>
-      </w:r>
-      <w:r>
-        <w:t>h</w:t>
-      </w:r>
-      <w:r>
-        <w:t xml:space="preserve"> epoha</w:t>
-      </w:r>
-      <w:r>
-        <w:t xml:space="preserve">, </w:t>
-      </w:r>
-      <w:r>
-        <w:t>te se ovi podaci koriste za direktnu usporedbu unutar korisničkog interfejsa</w:t>
-      </w:r>
-      <w:r>
-        <w:t>.</w:t>
-      </w:r>
-    </w:p>
+    <w:bookmarkEnd w:id="27"/>
     <w:p/>
     <w:p/>
     <w:p/>
     <w:p>
       <w:pPr>
-        <w:pStyle w:val="Naslov2"/>
-      </w:pPr>
+        <w:pStyle w:val="Heading2"/>
+      </w:pPr>
+      <w:bookmarkStart w:id="28" w:name="_Hlk234151351"/>
       <w:r>
         <w:lastRenderedPageBreak/>
         <w:t>Korisnički interfejs</w:t>
       </w:r>
     </w:p>
+    <w:bookmarkEnd w:id="28"/>
     <w:p/>
     <w:p>
+      <w:bookmarkStart w:id="29" w:name="_Hlk234151365"/>
       <w:r>
         <w:t>Korisnički interfejs se sastoji od pet stranica.</w:t>
       </w:r>
     </w:p>
     <w:p>
       <w:r>
-        <w:t>Prva stranica predstavlja početnu tačku ili nadzornu ploču (</w:t>
-      </w:r>
-      <w:proofErr w:type="spellStart"/>
-      <w:r>
-        <w:t>eng</w:t>
-      </w:r>
-      <w:proofErr w:type="spellEnd"/>
-      <w:r>
-        <w:t xml:space="preserve">. </w:t>
-      </w:r>
-      <w:proofErr w:type="spellStart"/>
-      <w:r>
-        <w:t>dashboard</w:t>
-      </w:r>
-      <w:proofErr w:type="spellEnd"/>
-      <w:r>
-        <w:t xml:space="preserve">) aplikacije (Slika 1). Sa ove stranice moguće je </w:t>
-      </w:r>
-      <w:proofErr w:type="spellStart"/>
-      <w:r>
-        <w:t>navigirati</w:t>
-      </w:r>
-      <w:proofErr w:type="spellEnd"/>
-      <w:r>
-        <w:t xml:space="preserve"> na ostale dijelove aplikacije.</w:t>
+        <w:t>Prva stranica predstavlja početnu tačku ili nadzornu ploču (eng. dashboard) aplikacije (Slika 1). Sa ove stranice moguće je navigirati na ostale dijelove aplikacije.</w:t>
       </w:r>
     </w:p>
     <w:p>
@@ -11346,7 +11358,7 @@
                     <pic:cNvPicPr/>
                   </pic:nvPicPr>
                   <pic:blipFill>
-                    <a:blip r:embed="rId8">
+                    <a:blip r:embed="rId7">
                       <a:extLst>
                         <a:ext uri="{28A0092B-C50C-407E-A947-70E740481C1C}">
                           <a14:useLocalDpi xmlns:a14="http://schemas.microsoft.com/office/drawing/2010/main" val="0"/>
@@ -11380,7 +11392,7 @@
     </w:p>
     <w:p>
       <w:pPr>
-        <w:pStyle w:val="Opisslike"/>
+        <w:pStyle w:val="Caption"/>
         <w:jc w:val="center"/>
       </w:pPr>
       <w:r>
@@ -11410,23 +11422,7 @@
     </w:p>
     <w:p>
       <w:r>
-        <w:t xml:space="preserve">Druga stranica služi za treniranje modela, kao što je prikazano na Slici 2. Na </w:t>
-      </w:r>
-      <w:proofErr w:type="spellStart"/>
-      <w:r>
-        <w:t>datoj</w:t>
-      </w:r>
-      <w:proofErr w:type="spellEnd"/>
-      <w:r>
-        <w:t xml:space="preserve"> stranici korisnik ima opciju unosa imena modela, odabira ekosistema u kojem će se model trenirati i </w:t>
-      </w:r>
-      <w:proofErr w:type="spellStart"/>
-      <w:r>
-        <w:t>mogućnost</w:t>
-      </w:r>
-      <w:proofErr w:type="spellEnd"/>
-      <w:r>
-        <w:t xml:space="preserve"> rotiranja slika.</w:t>
+        <w:t>Druga stranica služi za treniranje modela, kao što je prikazano na Slici 2. Na datoj stranici korisnik ima opciju unosa imena modela, odabira ekosistema u kojem će se model trenirati i mogućnost rotiranja slika.</w:t>
       </w:r>
     </w:p>
     <w:p>
@@ -11454,7 +11450,7 @@
                     <pic:cNvPicPr/>
                   </pic:nvPicPr>
                   <pic:blipFill>
-                    <a:blip r:embed="rId9">
+                    <a:blip r:embed="rId8">
                       <a:extLst>
                         <a:ext uri="{28A0092B-C50C-407E-A947-70E740481C1C}">
                           <a14:useLocalDpi xmlns:a14="http://schemas.microsoft.com/office/drawing/2010/main" val="0"/>
@@ -11488,7 +11484,7 @@
     </w:p>
     <w:p>
       <w:pPr>
-        <w:pStyle w:val="Opisslike"/>
+        <w:pStyle w:val="Caption"/>
         <w:jc w:val="center"/>
       </w:pPr>
       <w:r>
@@ -11519,23 +11515,7 @@
     <w:p>
       <w:r>
         <w:lastRenderedPageBreak/>
-        <w:t xml:space="preserve">Treća stranica služi za </w:t>
-      </w:r>
-      <w:proofErr w:type="spellStart"/>
-      <w:r>
-        <w:t>evaluaciju</w:t>
-      </w:r>
-      <w:proofErr w:type="spellEnd"/>
-      <w:r>
-        <w:t xml:space="preserve"> modela (Slika 3). Na </w:t>
-      </w:r>
-      <w:proofErr w:type="spellStart"/>
-      <w:r>
-        <w:t>datoj</w:t>
-      </w:r>
-      <w:proofErr w:type="spellEnd"/>
-      <w:r>
-        <w:t xml:space="preserve"> stranici korisnik može izabrati proizvoljnu sliku i trenirani model, nakon čega se vrši predikcija koja se prikazuje korisniku.</w:t>
+        <w:t>Treća stranica služi za evaluaciju modela (Slika 3). Na datoj stranici korisnik može izabrati proizvoljnu sliku i trenirani model, nakon čega se vrši predikcija koja se prikazuje korisniku.</w:t>
       </w:r>
     </w:p>
     <w:p>
@@ -11564,7 +11544,7 @@
                     <pic:cNvPicPr/>
                   </pic:nvPicPr>
                   <pic:blipFill>
-                    <a:blip r:embed="rId10" cstate="print">
+                    <a:blip r:embed="rId9" cstate="print">
                       <a:extLst>
                         <a:ext uri="{28A0092B-C50C-407E-A947-70E740481C1C}">
                           <a14:useLocalDpi xmlns:a14="http://schemas.microsoft.com/office/drawing/2010/main" val="0"/>
@@ -11598,7 +11578,7 @@
     </w:p>
     <w:p>
       <w:pPr>
-        <w:pStyle w:val="Opisslike"/>
+        <w:pStyle w:val="Caption"/>
         <w:jc w:val="center"/>
       </w:pPr>
       <w:r>
@@ -11623,28 +11603,12 @@
         <w:fldChar w:fldCharType="end"/>
       </w:r>
       <w:r>
-        <w:t xml:space="preserve">. Korisnički interfejs za </w:t>
-      </w:r>
-      <w:proofErr w:type="spellStart"/>
-      <w:r>
-        <w:t>evaluaciju</w:t>
-      </w:r>
-      <w:proofErr w:type="spellEnd"/>
-      <w:r>
-        <w:t xml:space="preserve"> modela</w:t>
-      </w:r>
-    </w:p>
-    <w:p>
-      <w:r>
-        <w:t xml:space="preserve">Četvrta stranica služi za pregled svih modela (Slika 4). Na </w:t>
-      </w:r>
-      <w:proofErr w:type="spellStart"/>
-      <w:r>
-        <w:t>datoj</w:t>
-      </w:r>
-      <w:proofErr w:type="spellEnd"/>
-      <w:r>
-        <w:t xml:space="preserve"> stranici prikazana je lista modela sa najvažnijim karakteristikama. Ovdje korisnik ima opciju pregleda više detalja o modelu, izmjene imena, kao i brisanja modela.</w:t>
+        <w:t>. Korisnički interfejs za evaluaciju modela</w:t>
+      </w:r>
+    </w:p>
+    <w:p>
+      <w:r>
+        <w:t>Četvrta stranica služi za pregled svih modela (Slika 4). Na datoj stranici prikazana je lista modela sa najvažnijim karakteristikama. Ovdje korisnik ima opciju pregleda više detalja o modelu, izmjene imena, kao i brisanja modela.</w:t>
       </w:r>
     </w:p>
     <w:p>
@@ -11673,7 +11637,7 @@
                     <pic:cNvPicPr/>
                   </pic:nvPicPr>
                   <pic:blipFill>
-                    <a:blip r:embed="rId11" cstate="print">
+                    <a:blip r:embed="rId10" cstate="print">
                       <a:extLst>
                         <a:ext uri="{28A0092B-C50C-407E-A947-70E740481C1C}">
                           <a14:useLocalDpi xmlns:a14="http://schemas.microsoft.com/office/drawing/2010/main" val="0"/>
@@ -11707,7 +11671,7 @@
     </w:p>
     <w:p>
       <w:pPr>
-        <w:pStyle w:val="Opisslike"/>
+        <w:pStyle w:val="Caption"/>
         <w:jc w:val="center"/>
       </w:pPr>
       <w:r>
@@ -11744,23 +11708,7 @@
       </w:pPr>
       <w:r>
         <w:lastRenderedPageBreak/>
-        <w:t xml:space="preserve">Peta stranica služi za </w:t>
-      </w:r>
-      <w:proofErr w:type="spellStart"/>
-      <w:r>
-        <w:t>poređenje</w:t>
-      </w:r>
-      <w:proofErr w:type="spellEnd"/>
-      <w:r>
-        <w:t xml:space="preserve"> modela (Slika 5). Ovdje korisnik može odabrati proizvoljan broj modela, kao i željene metrike. Odabrane metrike biće prikazane u obliku grafa i </w:t>
-      </w:r>
-      <w:proofErr w:type="spellStart"/>
-      <w:r>
-        <w:t>pratiće</w:t>
-      </w:r>
-      <w:proofErr w:type="spellEnd"/>
-      <w:r>
-        <w:t xml:space="preserve"> performanse modela kroz epohe.</w:t>
+        <w:t>Peta stranica služi za poređenje modela (Slika 5). Ovdje korisnik može odabrati proizvoljan broj modela, kao i željene metrike. Odabrane metrike biće prikazane u obliku grafa i pratiće performanse modela kroz epohe.</w:t>
       </w:r>
     </w:p>
     <w:p>
@@ -11789,7 +11737,7 @@
                     <pic:cNvPicPr/>
                   </pic:nvPicPr>
                   <pic:blipFill>
-                    <a:blip r:embed="rId12">
+                    <a:blip r:embed="rId11">
                       <a:extLst>
                         <a:ext uri="{28A0092B-C50C-407E-A947-70E740481C1C}">
                           <a14:useLocalDpi xmlns:a14="http://schemas.microsoft.com/office/drawing/2010/main" val="0"/>
@@ -11823,7 +11771,7 @@
     </w:p>
     <w:p>
       <w:pPr>
-        <w:pStyle w:val="Opisslike"/>
+        <w:pStyle w:val="Caption"/>
         <w:jc w:val="center"/>
         <w:rPr>
           <w:lang w:val="de-DE"/>
@@ -11857,17 +11805,10 @@
         <w:t>k</w:t>
       </w:r>
       <w:r>
-        <w:t xml:space="preserve">i interfejs za </w:t>
-      </w:r>
-      <w:proofErr w:type="spellStart"/>
-      <w:r>
-        <w:t>poređenje</w:t>
-      </w:r>
-      <w:proofErr w:type="spellEnd"/>
-      <w:r>
-        <w:t xml:space="preserve"> modela</w:t>
-      </w:r>
-    </w:p>
+        <w:t>i interfejs za poređenje modela</w:t>
+      </w:r>
+    </w:p>
+    <w:bookmarkEnd w:id="29"/>
     <w:p/>
     <w:p/>
     <w:p/>
@@ -11884,15 +11825,18 @@
     <w:p/>
     <w:p>
       <w:pPr>
-        <w:pStyle w:val="Naslov1"/>
-      </w:pPr>
+        <w:pStyle w:val="Heading1"/>
+      </w:pPr>
+      <w:bookmarkStart w:id="30" w:name="_Hlk234151386"/>
       <w:r>
         <w:lastRenderedPageBreak/>
         <w:t>Metodologija testiranja i kontrola varijabli</w:t>
       </w:r>
     </w:p>
+    <w:bookmarkEnd w:id="30"/>
     <w:p/>
     <w:p>
+      <w:bookmarkStart w:id="31" w:name="_Hlk234151395"/>
       <w:r>
         <w:t>Kako bi se osigurao precizan, objektivan i ponovljiv pristup pri komparativnoj analizi performansi dva različita ekosistema, definisana je stroga metodologija testiranja. U cilju izolacije uticaja samih .NET i Python okruženja od vanjskih faktora, proces implementacije i treniranja se pridržavao sljedećih kontrolnih pravila:</w:t>
       </w:r>
@@ -11900,7 +11844,7 @@
     <w:p/>
     <w:p>
       <w:pPr>
-        <w:pStyle w:val="Paragrafspiska"/>
+        <w:pStyle w:val="ListParagraph"/>
         <w:numPr>
           <w:ilvl w:val="0"/>
           <w:numId w:val="17"/>
@@ -11912,7 +11856,7 @@
     </w:p>
     <w:p>
       <w:pPr>
-        <w:pStyle w:val="Paragrafspiska"/>
+        <w:pStyle w:val="ListParagraph"/>
       </w:pPr>
       <w:r>
         <w:t xml:space="preserve"> </w:t>
@@ -11923,12 +11867,12 @@
     </w:p>
     <w:p>
       <w:pPr>
-        <w:pStyle w:val="Paragrafspiska"/>
-      </w:pPr>
-    </w:p>
-    <w:p>
-      <w:pPr>
-        <w:pStyle w:val="Paragrafspiska"/>
+        <w:pStyle w:val="ListParagraph"/>
+      </w:pPr>
+    </w:p>
+    <w:p>
+      <w:pPr>
+        <w:pStyle w:val="ListParagraph"/>
         <w:numPr>
           <w:ilvl w:val="0"/>
           <w:numId w:val="17"/>
@@ -11946,7 +11890,7 @@
     </w:p>
     <w:p>
       <w:pPr>
-        <w:pStyle w:val="Paragrafspiska"/>
+        <w:pStyle w:val="ListParagraph"/>
         <w:rPr>
           <w:lang w:val="de-DE"/>
         </w:rPr>
@@ -11969,7 +11913,7 @@
     </w:p>
     <w:p>
       <w:pPr>
-        <w:pStyle w:val="Paragrafspiska"/>
+        <w:pStyle w:val="ListParagraph"/>
         <w:rPr>
           <w:lang w:val="de-DE"/>
         </w:rPr>
@@ -11977,7 +11921,7 @@
     </w:p>
     <w:p>
       <w:pPr>
-        <w:pStyle w:val="Paragrafspiska"/>
+        <w:pStyle w:val="ListParagraph"/>
         <w:numPr>
           <w:ilvl w:val="0"/>
           <w:numId w:val="17"/>
@@ -11995,7 +11939,7 @@
     </w:p>
     <w:p>
       <w:pPr>
-        <w:pStyle w:val="Paragrafspiska"/>
+        <w:pStyle w:val="ListParagraph"/>
         <w:rPr>
           <w:lang w:val="de-DE"/>
         </w:rPr>
@@ -12021,7 +11965,7 @@
     </w:p>
     <w:p>
       <w:pPr>
-        <w:pStyle w:val="Paragrafspiska"/>
+        <w:pStyle w:val="ListParagraph"/>
         <w:rPr>
           <w:lang w:val="de-DE"/>
         </w:rPr>
@@ -12029,7 +11973,7 @@
     </w:p>
     <w:p>
       <w:pPr>
-        <w:pStyle w:val="Paragrafspiska"/>
+        <w:pStyle w:val="ListParagraph"/>
         <w:numPr>
           <w:ilvl w:val="0"/>
           <w:numId w:val="17"/>
@@ -12047,7 +11991,7 @@
     </w:p>
     <w:p>
       <w:pPr>
-        <w:pStyle w:val="Paragrafspiska"/>
+        <w:pStyle w:val="ListParagraph"/>
         <w:rPr>
           <w:lang w:val="de-DE"/>
         </w:rPr>
@@ -12067,7 +12011,7 @@
     </w:p>
     <w:p>
       <w:pPr>
-        <w:pStyle w:val="Paragrafspiska"/>
+        <w:pStyle w:val="ListParagraph"/>
         <w:rPr>
           <w:lang w:val="de-DE"/>
         </w:rPr>
@@ -12075,7 +12019,7 @@
     </w:p>
     <w:p>
       <w:pPr>
-        <w:pStyle w:val="Paragrafspiska"/>
+        <w:pStyle w:val="ListParagraph"/>
         <w:numPr>
           <w:ilvl w:val="0"/>
           <w:numId w:val="17"/>
@@ -12129,16 +12073,30 @@
     </w:p>
     <w:p>
       <w:pPr>
-        <w:pStyle w:val="Paragrafspiska"/>
-        <w:rPr>
-          <w:lang w:val="en-US"/>
-        </w:rPr>
-      </w:pPr>
-      <w:r>
-        <w:rPr>
-          <w:lang w:val="en-US"/>
-        </w:rPr>
-        <w:t xml:space="preserve">Na samom </w:t>
+        <w:pStyle w:val="ListParagraph"/>
+        <w:rPr>
+          <w:lang w:val="en-US"/>
+        </w:rPr>
+      </w:pPr>
+      <w:r>
+        <w:rPr>
+          <w:lang w:val="en-US"/>
+        </w:rPr>
+        <w:t xml:space="preserve">Na </w:t>
+      </w:r>
+      <w:proofErr w:type="spellStart"/>
+      <w:r>
+        <w:rPr>
+          <w:lang w:val="en-US"/>
+        </w:rPr>
+        <w:t>samom</w:t>
+      </w:r>
+      <w:proofErr w:type="spellEnd"/>
+      <w:r>
+        <w:rPr>
+          <w:lang w:val="en-US"/>
+        </w:rPr>
+        <w:t xml:space="preserve"> </w:t>
       </w:r>
       <w:proofErr w:type="spellStart"/>
       <w:r>
@@ -12306,7 +12264,21 @@
         <w:rPr>
           <w:lang w:val="en-US"/>
         </w:rPr>
-        <w:t xml:space="preserve"> vrijednosti </w:t>
+        <w:t xml:space="preserve"> </w:t>
+      </w:r>
+      <w:proofErr w:type="spellStart"/>
+      <w:r>
+        <w:rPr>
+          <w:lang w:val="en-US"/>
+        </w:rPr>
+        <w:t>vrijednosti</w:t>
+      </w:r>
+      <w:proofErr w:type="spellEnd"/>
+      <w:r>
+        <w:rPr>
+          <w:lang w:val="en-US"/>
+        </w:rPr>
+        <w:t xml:space="preserve"> </w:t>
       </w:r>
       <w:proofErr w:type="spellStart"/>
       <w:r>
@@ -12334,7 +12306,21 @@
         <w:rPr>
           <w:lang w:val="en-US"/>
         </w:rPr>
-        <w:t xml:space="preserve"> izgled </w:t>
+        <w:t xml:space="preserve"> </w:t>
+      </w:r>
+      <w:proofErr w:type="spellStart"/>
+      <w:r>
+        <w:rPr>
+          <w:lang w:val="en-US"/>
+        </w:rPr>
+        <w:t>izgled</w:t>
+      </w:r>
+      <w:proofErr w:type="spellEnd"/>
+      <w:r>
+        <w:rPr>
+          <w:lang w:val="en-US"/>
+        </w:rPr>
+        <w:t xml:space="preserve"> </w:t>
       </w:r>
       <w:proofErr w:type="spellStart"/>
       <w:r>
@@ -12362,7 +12348,21 @@
         <w:rPr>
           <w:lang w:val="en-US"/>
         </w:rPr>
-        <w:t xml:space="preserve"> biti </w:t>
+        <w:t xml:space="preserve"> </w:t>
+      </w:r>
+      <w:proofErr w:type="spellStart"/>
+      <w:r>
+        <w:rPr>
+          <w:lang w:val="en-US"/>
+        </w:rPr>
+        <w:t>biti</w:t>
+      </w:r>
+      <w:proofErr w:type="spellEnd"/>
+      <w:r>
+        <w:rPr>
+          <w:lang w:val="en-US"/>
+        </w:rPr>
+        <w:t xml:space="preserve"> </w:t>
       </w:r>
       <w:proofErr w:type="spellStart"/>
       <w:r>
@@ -12460,7 +12460,21 @@
         <w:rPr>
           <w:lang w:val="en-US"/>
         </w:rPr>
-        <w:t xml:space="preserve"> jedan model </w:t>
+        <w:t xml:space="preserve"> </w:t>
+      </w:r>
+      <w:proofErr w:type="spellStart"/>
+      <w:r>
+        <w:rPr>
+          <w:lang w:val="en-US"/>
+        </w:rPr>
+        <w:t>jedan</w:t>
+      </w:r>
+      <w:proofErr w:type="spellEnd"/>
+      <w:r>
+        <w:rPr>
+          <w:lang w:val="en-US"/>
+        </w:rPr>
+        <w:t xml:space="preserve"> model </w:t>
       </w:r>
       <w:proofErr w:type="spellStart"/>
       <w:r>
@@ -12544,7 +12558,21 @@
         <w:rPr>
           <w:lang w:val="en-US"/>
         </w:rPr>
-        <w:t xml:space="preserve"> vrijednosti </w:t>
+        <w:t xml:space="preserve"> </w:t>
+      </w:r>
+      <w:proofErr w:type="spellStart"/>
+      <w:r>
+        <w:rPr>
+          <w:lang w:val="en-US"/>
+        </w:rPr>
+        <w:t>vrijednosti</w:t>
+      </w:r>
+      <w:proofErr w:type="spellEnd"/>
+      <w:r>
+        <w:rPr>
+          <w:lang w:val="en-US"/>
+        </w:rPr>
+        <w:t xml:space="preserve"> </w:t>
       </w:r>
       <w:proofErr w:type="spellStart"/>
       <w:r>
@@ -12684,7 +12712,35 @@
         <w:rPr>
           <w:lang w:val="en-US"/>
         </w:rPr>
-        <w:t xml:space="preserve"> ovih vrijednosti </w:t>
+        <w:t xml:space="preserve"> </w:t>
+      </w:r>
+      <w:proofErr w:type="spellStart"/>
+      <w:r>
+        <w:rPr>
+          <w:lang w:val="en-US"/>
+        </w:rPr>
+        <w:t>ovih</w:t>
+      </w:r>
+      <w:proofErr w:type="spellEnd"/>
+      <w:r>
+        <w:rPr>
+          <w:lang w:val="en-US"/>
+        </w:rPr>
+        <w:t xml:space="preserve"> </w:t>
+      </w:r>
+      <w:proofErr w:type="spellStart"/>
+      <w:r>
+        <w:rPr>
+          <w:lang w:val="en-US"/>
+        </w:rPr>
+        <w:t>vrijednosti</w:t>
+      </w:r>
+      <w:proofErr w:type="spellEnd"/>
+      <w:r>
+        <w:rPr>
+          <w:lang w:val="en-US"/>
+        </w:rPr>
+        <w:t xml:space="preserve"> </w:t>
       </w:r>
       <w:proofErr w:type="spellStart"/>
       <w:r>
@@ -12726,7 +12782,21 @@
         <w:rPr>
           <w:lang w:val="en-US"/>
         </w:rPr>
-        <w:t xml:space="preserve"> uvijek </w:t>
+        <w:t xml:space="preserve"> </w:t>
+      </w:r>
+      <w:proofErr w:type="spellStart"/>
+      <w:r>
+        <w:rPr>
+          <w:lang w:val="en-US"/>
+        </w:rPr>
+        <w:t>uvijek</w:t>
+      </w:r>
+      <w:proofErr w:type="spellEnd"/>
+      <w:r>
+        <w:rPr>
+          <w:lang w:val="en-US"/>
+        </w:rPr>
+        <w:t xml:space="preserve"> </w:t>
       </w:r>
       <w:proofErr w:type="spellStart"/>
       <w:r>
@@ -12740,7 +12810,35 @@
         <w:rPr>
           <w:lang w:val="en-US"/>
         </w:rPr>
-        <w:t xml:space="preserve"> iz iste </w:t>
+        <w:t xml:space="preserve"> </w:t>
+      </w:r>
+      <w:proofErr w:type="spellStart"/>
+      <w:r>
+        <w:rPr>
+          <w:lang w:val="en-US"/>
+        </w:rPr>
+        <w:t>iz</w:t>
+      </w:r>
+      <w:proofErr w:type="spellEnd"/>
+      <w:r>
+        <w:rPr>
+          <w:lang w:val="en-US"/>
+        </w:rPr>
+        <w:t xml:space="preserve"> </w:t>
+      </w:r>
+      <w:proofErr w:type="spellStart"/>
+      <w:r>
+        <w:rPr>
+          <w:lang w:val="en-US"/>
+        </w:rPr>
+        <w:t>iste</w:t>
+      </w:r>
+      <w:proofErr w:type="spellEnd"/>
+      <w:r>
+        <w:rPr>
+          <w:lang w:val="en-US"/>
+        </w:rPr>
+        <w:t xml:space="preserve"> </w:t>
       </w:r>
       <w:proofErr w:type="spellStart"/>
       <w:r>
@@ -12815,47 +12913,47 @@
     </w:p>
     <w:p>
       <w:pPr>
-        <w:pStyle w:val="Paragrafspiska"/>
-        <w:rPr>
-          <w:lang w:val="en-US"/>
-        </w:rPr>
-      </w:pPr>
-    </w:p>
-    <w:p>
-      <w:pPr>
-        <w:pStyle w:val="Paragrafspiska"/>
-        <w:rPr>
-          <w:lang w:val="en-US"/>
-        </w:rPr>
-      </w:pPr>
-    </w:p>
-    <w:p>
-      <w:pPr>
-        <w:pStyle w:val="Paragrafspiska"/>
-        <w:rPr>
-          <w:lang w:val="en-US"/>
-        </w:rPr>
-      </w:pPr>
-    </w:p>
-    <w:p>
-      <w:pPr>
-        <w:pStyle w:val="Paragrafspiska"/>
-        <w:rPr>
-          <w:lang w:val="en-US"/>
-        </w:rPr>
-      </w:pPr>
-    </w:p>
-    <w:p>
-      <w:pPr>
-        <w:pStyle w:val="Paragrafspiska"/>
-        <w:rPr>
-          <w:lang w:val="en-US"/>
-        </w:rPr>
-      </w:pPr>
-    </w:p>
-    <w:p>
-      <w:pPr>
-        <w:pStyle w:val="Paragrafspiska"/>
+        <w:pStyle w:val="ListParagraph"/>
+        <w:rPr>
+          <w:lang w:val="en-US"/>
+        </w:rPr>
+      </w:pPr>
+    </w:p>
+    <w:p>
+      <w:pPr>
+        <w:pStyle w:val="ListParagraph"/>
+        <w:rPr>
+          <w:lang w:val="en-US"/>
+        </w:rPr>
+      </w:pPr>
+    </w:p>
+    <w:p>
+      <w:pPr>
+        <w:pStyle w:val="ListParagraph"/>
+        <w:rPr>
+          <w:lang w:val="en-US"/>
+        </w:rPr>
+      </w:pPr>
+    </w:p>
+    <w:p>
+      <w:pPr>
+        <w:pStyle w:val="ListParagraph"/>
+        <w:rPr>
+          <w:lang w:val="en-US"/>
+        </w:rPr>
+      </w:pPr>
+    </w:p>
+    <w:p>
+      <w:pPr>
+        <w:pStyle w:val="ListParagraph"/>
+        <w:rPr>
+          <w:lang w:val="en-US"/>
+        </w:rPr>
+      </w:pPr>
+    </w:p>
+    <w:p>
+      <w:pPr>
+        <w:pStyle w:val="ListParagraph"/>
         <w:numPr>
           <w:ilvl w:val="0"/>
           <w:numId w:val="17"/>
@@ -12873,7 +12971,7 @@
     </w:p>
     <w:p>
       <w:pPr>
-        <w:pStyle w:val="Paragrafspiska"/>
+        <w:pStyle w:val="ListParagraph"/>
         <w:rPr>
           <w:lang w:val="de-DE"/>
         </w:rPr>
@@ -12885,6 +12983,7 @@
         <w:t xml:space="preserve"> Iako su početni parametri fiksirani, sam proces treniranja je veoma kompleksan i može doći do varijacije prilikom istovremenog izvršavanja operacija na grafičkoj kartici. Da bismo imali što objektivniju sliku treniranja, proces treniranja je pokrenut u pet nezavisnih iteracija u oba okruženja. Rezultati i metrike prikazani u ovom radu predstavljaju usrednjene (prosječne) vrijednosti dobijene iz tih iteracija, što garantuje visoku pouzdanost zaključka.</w:t>
       </w:r>
     </w:p>
+    <w:bookmarkEnd w:id="31"/>
     <w:p/>
     <w:p/>
     <w:p/>
@@ -12909,7 +13008,7 @@
     <w:p/>
     <w:p>
       <w:pPr>
-        <w:pStyle w:val="Naslov1"/>
+        <w:pStyle w:val="Heading1"/>
       </w:pPr>
       <w:r>
         <w:lastRenderedPageBreak/>
@@ -12931,7 +13030,7 @@
     </w:p>
     <w:p>
       <w:pPr>
-        <w:pStyle w:val="Naslov1"/>
+        <w:pStyle w:val="Heading1"/>
       </w:pPr>
       <w:r>
         <w:lastRenderedPageBreak/>
@@ -12959,7 +13058,7 @@
 </file>
 
 <file path=word/numbering.xml><?xml version="1.0" encoding="utf-8"?>
-<w:numbering xmlns:wpc="http://schemas.microsoft.com/office/word/2010/wordprocessingCanvas" xmlns:cx="http://schemas.microsoft.com/office/drawing/2014/chartex" xmlns:cx1="http://schemas.microsoft.com/office/drawing/2015/9/8/chartex" xmlns:cx2="http://schemas.microsoft.com/office/drawing/2015/10/21/chartex" xmlns:cx3="http://schemas.microsoft.com/office/drawing/2016/5/9/chartex" xmlns:cx4="http://schemas.microsoft.com/office/drawing/2016/5/10/chartex" xmlns:cx5="http://schemas.microsoft.com/office/drawing/2016/5/11/chartex" xmlns:cx6="http://schemas.microsoft.com/office/drawing/2016/5/12/chartex" xmlns:cx7="http://schemas.microsoft.com/office/drawing/2016/5/13/chartex" xmlns:cx8="http://schemas.microsoft.com/office/drawing/2016/5/14/chartex" xmlns:mc="http://schemas.openxmlformats.org/markup-compatibility/2006" xmlns:aink="http://schemas.microsoft.com/office/drawing/2016/ink" xmlns:am3d="http://schemas.microsoft.com/office/drawing/2017/model3d" xmlns:o="urn:schemas-microsoft-com:office:office" xmlns:oel="http://schemas.microsoft.com/office/2019/extlst" xmlns:r="http://schemas.openxmlformats.org/officeDocument/2006/relationships" xmlns:m="http://schemas.openxmlformats.org/officeDocument/2006/math" xmlns:v="urn:schemas-microsoft-com:vml" xmlns:wp14="http://schemas.microsoft.com/office/word/2010/wordprocessingDrawing" xmlns:wp="http://schemas.openxmlformats.org/drawingml/2006/wordprocessingDrawing" xmlns:w10="urn:schemas-microsoft-com:office:word" xmlns:w="http://schemas.openxmlformats.org/wordprocessingml/2006/main" xmlns:w14="http://schemas.microsoft.com/office/word/2010/wordml" xmlns:w15="http://schemas.microsoft.com/office/word/2012/wordml" xmlns:w16cex="http://schemas.microsoft.com/office/word/2018/wordml/cex" xmlns:w16cid="http://schemas.microsoft.com/office/word/2016/wordml/cid" xmlns:w16="http://schemas.microsoft.com/office/word/2018/wordml" xmlns:w16du="http://schemas.microsoft.com/office/word/2023/wordml/word16du" xmlns:w16sdtdh="http://schemas.microsoft.com/office/word/2020/wordml/sdtdatahash" xmlns:w16sdtfl="http://schemas.microsoft.com/office/word/2024/wordml/sdtformatlock" xmlns:w16se="http://schemas.microsoft.com/office/word/2015/wordml/symex" xmlns:wpg="http://schemas.microsoft.com/office/word/2010/wordprocessingGroup" xmlns:wpi="http://schemas.microsoft.com/office/word/2010/wordprocessingInk" xmlns:wne="http://schemas.microsoft.com/office/word/2006/wordml" xmlns:wps="http://schemas.microsoft.com/office/word/2010/wordprocessingShape" mc:Ignorable="w14 w15 w16se w16cid w16 w16cex w16sdtdh w16sdtfl w16du wp14">
+<w:numbering xmlns:wpc="http://schemas.microsoft.com/office/word/2010/wordprocessingCanvas" xmlns:cx="http://schemas.microsoft.com/office/drawing/2014/chartex" xmlns:cx1="http://schemas.microsoft.com/office/drawing/2015/9/8/chartex" xmlns:cx2="http://schemas.microsoft.com/office/drawing/2015/10/21/chartex" xmlns:cx3="http://schemas.microsoft.com/office/drawing/2016/5/9/chartex" xmlns:cx4="http://schemas.microsoft.com/office/drawing/2016/5/10/chartex" xmlns:cx5="http://schemas.microsoft.com/office/drawing/2016/5/11/chartex" xmlns:cx6="http://schemas.microsoft.com/office/drawing/2016/5/12/chartex" xmlns:cx7="http://schemas.microsoft.com/office/drawing/2016/5/13/chartex" xmlns:cx8="http://schemas.microsoft.com/office/drawing/2016/5/14/chartex" xmlns:mc="http://schemas.openxmlformats.org/markup-compatibility/2006" xmlns:aink="http://schemas.microsoft.com/office/drawing/2016/ink" xmlns:am3d="http://schemas.microsoft.com/office/drawing/2017/model3d" xmlns:o="urn:schemas-microsoft-com:office:office" xmlns:r="http://schemas.openxmlformats.org/officeDocument/2006/relationships" xmlns:m="http://schemas.openxmlformats.org/officeDocument/2006/math" xmlns:v="urn:schemas-microsoft-com:vml" xmlns:wp14="http://schemas.microsoft.com/office/word/2010/wordprocessingDrawing" xmlns:wp="http://schemas.openxmlformats.org/drawingml/2006/wordprocessingDrawing" xmlns:w10="urn:schemas-microsoft-com:office:word" xmlns:w="http://schemas.openxmlformats.org/wordprocessingml/2006/main" xmlns:w14="http://schemas.microsoft.com/office/word/2010/wordml" xmlns:w15="http://schemas.microsoft.com/office/word/2012/wordml" xmlns:w16cex="http://schemas.microsoft.com/office/word/2018/wordml/cex" xmlns:w16cid="http://schemas.microsoft.com/office/word/2016/wordml/cid" xmlns:w16="http://schemas.microsoft.com/office/word/2018/wordml" xmlns:w16sdtdh="http://schemas.microsoft.com/office/word/2020/wordml/sdtdatahash" xmlns:w16se="http://schemas.microsoft.com/office/word/2015/wordml/symex" xmlns:wpg="http://schemas.microsoft.com/office/word/2010/wordprocessingGroup" xmlns:wpi="http://schemas.microsoft.com/office/word/2010/wordprocessingInk" xmlns:wne="http://schemas.microsoft.com/office/word/2006/wordml" xmlns:wps="http://schemas.microsoft.com/office/word/2010/wordprocessingShape" mc:Ignorable="w14 w15 w16se w16cid w16 w16cex w16sdtdh wp14">
   <w:abstractNum w:abstractNumId="0" w15:restartNumberingAfterBreak="0">
     <w:nsid w:val="04D9279B"/>
     <w:multiLevelType w:val="multilevel"/>
@@ -14973,65 +15072,65 @@
       </w:rPr>
     </w:lvl>
   </w:abstractNum>
-  <w:num w:numId="1" w16cid:durableId="874776290">
+  <w:num w:numId="1">
     <w:abstractNumId w:val="0"/>
   </w:num>
-  <w:num w:numId="2" w16cid:durableId="1547568400">
+  <w:num w:numId="2">
     <w:abstractNumId w:val="11"/>
   </w:num>
-  <w:num w:numId="3" w16cid:durableId="1995403485">
+  <w:num w:numId="3">
     <w:abstractNumId w:val="3"/>
   </w:num>
-  <w:num w:numId="4" w16cid:durableId="1211917914">
+  <w:num w:numId="4">
     <w:abstractNumId w:val="17"/>
   </w:num>
-  <w:num w:numId="5" w16cid:durableId="595359637">
+  <w:num w:numId="5">
     <w:abstractNumId w:val="13"/>
   </w:num>
-  <w:num w:numId="6" w16cid:durableId="933829148">
+  <w:num w:numId="6">
     <w:abstractNumId w:val="4"/>
   </w:num>
-  <w:num w:numId="7" w16cid:durableId="410466072">
+  <w:num w:numId="7">
     <w:abstractNumId w:val="10"/>
   </w:num>
-  <w:num w:numId="8" w16cid:durableId="1804272671">
+  <w:num w:numId="8">
     <w:abstractNumId w:val="16"/>
   </w:num>
-  <w:num w:numId="9" w16cid:durableId="1720397066">
+  <w:num w:numId="9">
     <w:abstractNumId w:val="5"/>
   </w:num>
-  <w:num w:numId="10" w16cid:durableId="1309046369">
+  <w:num w:numId="10">
     <w:abstractNumId w:val="14"/>
   </w:num>
-  <w:num w:numId="11" w16cid:durableId="844705137">
+  <w:num w:numId="11">
     <w:abstractNumId w:val="2"/>
   </w:num>
-  <w:num w:numId="12" w16cid:durableId="597982226">
+  <w:num w:numId="12">
     <w:abstractNumId w:val="15"/>
   </w:num>
-  <w:num w:numId="13" w16cid:durableId="881210799">
+  <w:num w:numId="13">
     <w:abstractNumId w:val="1"/>
   </w:num>
-  <w:num w:numId="14" w16cid:durableId="534735065">
+  <w:num w:numId="14">
     <w:abstractNumId w:val="8"/>
   </w:num>
-  <w:num w:numId="15" w16cid:durableId="1242987730">
+  <w:num w:numId="15">
     <w:abstractNumId w:val="9"/>
   </w:num>
-  <w:num w:numId="16" w16cid:durableId="498546619">
+  <w:num w:numId="16">
     <w:abstractNumId w:val="7"/>
   </w:num>
-  <w:num w:numId="17" w16cid:durableId="2145999519">
+  <w:num w:numId="17">
     <w:abstractNumId w:val="6"/>
   </w:num>
-  <w:num w:numId="18" w16cid:durableId="1918635825">
+  <w:num w:numId="18">
     <w:abstractNumId w:val="12"/>
   </w:num>
 </w:numbering>
 </file>
 
 <file path=word/styles.xml><?xml version="1.0" encoding="utf-8"?>
-<w:styles xmlns:mc="http://schemas.openxmlformats.org/markup-compatibility/2006" xmlns:r="http://schemas.openxmlformats.org/officeDocument/2006/relationships" xmlns:w="http://schemas.openxmlformats.org/wordprocessingml/2006/main" xmlns:w14="http://schemas.microsoft.com/office/word/2010/wordml" xmlns:w15="http://schemas.microsoft.com/office/word/2012/wordml" xmlns:w16cex="http://schemas.microsoft.com/office/word/2018/wordml/cex" xmlns:w16cid="http://schemas.microsoft.com/office/word/2016/wordml/cid" xmlns:w16="http://schemas.microsoft.com/office/word/2018/wordml" xmlns:w16du="http://schemas.microsoft.com/office/word/2023/wordml/word16du" xmlns:w16sdtdh="http://schemas.microsoft.com/office/word/2020/wordml/sdtdatahash" xmlns:w16sdtfl="http://schemas.microsoft.com/office/word/2024/wordml/sdtformatlock" xmlns:w16se="http://schemas.microsoft.com/office/word/2015/wordml/symex" mc:Ignorable="w14 w15 w16se w16cid w16 w16cex w16sdtdh w16sdtfl w16du">
+<w:styles xmlns:mc="http://schemas.openxmlformats.org/markup-compatibility/2006" xmlns:r="http://schemas.openxmlformats.org/officeDocument/2006/relationships" xmlns:w="http://schemas.openxmlformats.org/wordprocessingml/2006/main" xmlns:w14="http://schemas.microsoft.com/office/word/2010/wordml" xmlns:w15="http://schemas.microsoft.com/office/word/2012/wordml" xmlns:w16cex="http://schemas.microsoft.com/office/word/2018/wordml/cex" xmlns:w16cid="http://schemas.microsoft.com/office/word/2016/wordml/cid" xmlns:w16="http://schemas.microsoft.com/office/word/2018/wordml" xmlns:w16sdtdh="http://schemas.microsoft.com/office/word/2020/wordml/sdtdatahash" xmlns:w16se="http://schemas.microsoft.com/office/word/2015/wordml/symex" mc:Ignorable="w14 w15 w16se w16cid w16 w16cex w16sdtdh">
   <w:docDefaults>
     <w:rPrDefault>
       <w:rPr>
@@ -15427,7 +15526,7 @@
     <w:lsdException w:name="Unresolved Mention" w:semiHidden="1" w:unhideWhenUsed="1"/>
     <w:lsdException w:name="Smart Link" w:semiHidden="1" w:unhideWhenUsed="1"/>
   </w:latentStyles>
-  <w:style w:type="paragraph" w:default="1" w:styleId="Normalno">
+  <w:style w:type="paragraph" w:default="1" w:styleId="Normal">
     <w:name w:val="Normal"/>
     <w:qFormat/>
     <w:rsid w:val="00F91C3D"/>
@@ -15435,11 +15534,11 @@
       <w:lang w:val="bs-Latn-BA"/>
     </w:rPr>
   </w:style>
-  <w:style w:type="paragraph" w:styleId="Naslov1">
+  <w:style w:type="paragraph" w:styleId="Heading1">
     <w:name w:val="heading 1"/>
-    <w:basedOn w:val="Normalno"/>
-    <w:next w:val="Normalno"/>
-    <w:link w:val="Naslov1Znak"/>
+    <w:basedOn w:val="Normal"/>
+    <w:next w:val="Normal"/>
+    <w:link w:val="Heading1Char"/>
     <w:uiPriority w:val="9"/>
     <w:qFormat/>
     <w:rsid w:val="001519A7"/>
@@ -15456,11 +15555,11 @@
       <w:szCs w:val="40"/>
     </w:rPr>
   </w:style>
-  <w:style w:type="paragraph" w:styleId="Naslov2">
+  <w:style w:type="paragraph" w:styleId="Heading2">
     <w:name w:val="heading 2"/>
-    <w:basedOn w:val="Normalno"/>
-    <w:next w:val="Normalno"/>
-    <w:link w:val="Naslov2Znak"/>
+    <w:basedOn w:val="Normal"/>
+    <w:next w:val="Normal"/>
+    <w:link w:val="Heading2Char"/>
     <w:uiPriority w:val="9"/>
     <w:unhideWhenUsed/>
     <w:qFormat/>
@@ -15478,11 +15577,11 @@
       <w:szCs w:val="32"/>
     </w:rPr>
   </w:style>
-  <w:style w:type="paragraph" w:styleId="Naslov3">
+  <w:style w:type="paragraph" w:styleId="Heading3">
     <w:name w:val="heading 3"/>
-    <w:basedOn w:val="Normalno"/>
-    <w:next w:val="Normalno"/>
-    <w:link w:val="Naslov3Znak"/>
+    <w:basedOn w:val="Normal"/>
+    <w:next w:val="Normal"/>
+    <w:link w:val="Heading3Char"/>
     <w:uiPriority w:val="9"/>
     <w:unhideWhenUsed/>
     <w:qFormat/>
@@ -15500,11 +15599,11 @@
       <w:szCs w:val="28"/>
     </w:rPr>
   </w:style>
-  <w:style w:type="paragraph" w:styleId="Naslov4">
+  <w:style w:type="paragraph" w:styleId="Heading4">
     <w:name w:val="heading 4"/>
-    <w:basedOn w:val="Normalno"/>
-    <w:next w:val="Normalno"/>
-    <w:link w:val="Naslov4Znak"/>
+    <w:basedOn w:val="Normal"/>
+    <w:next w:val="Normal"/>
+    <w:link w:val="Heading4Char"/>
     <w:uiPriority w:val="9"/>
     <w:unhideWhenUsed/>
     <w:qFormat/>
@@ -15522,11 +15621,11 @@
       <w:color w:val="0F4761" w:themeColor="accent1" w:themeShade="BF"/>
     </w:rPr>
   </w:style>
-  <w:style w:type="paragraph" w:styleId="Naslov5">
+  <w:style w:type="paragraph" w:styleId="Heading5">
     <w:name w:val="heading 5"/>
-    <w:basedOn w:val="Normalno"/>
-    <w:next w:val="Normalno"/>
-    <w:link w:val="Naslov5Znak"/>
+    <w:basedOn w:val="Normal"/>
+    <w:next w:val="Normal"/>
+    <w:link w:val="Heading5Char"/>
     <w:uiPriority w:val="9"/>
     <w:semiHidden/>
     <w:unhideWhenUsed/>
@@ -15543,11 +15642,11 @@
       <w:color w:val="0F4761" w:themeColor="accent1" w:themeShade="BF"/>
     </w:rPr>
   </w:style>
-  <w:style w:type="paragraph" w:styleId="Naslov6">
+  <w:style w:type="paragraph" w:styleId="Heading6">
     <w:name w:val="heading 6"/>
-    <w:basedOn w:val="Normalno"/>
-    <w:next w:val="Normalno"/>
-    <w:link w:val="Naslov6Znak"/>
+    <w:basedOn w:val="Normal"/>
+    <w:next w:val="Normal"/>
+    <w:link w:val="Heading6Char"/>
     <w:uiPriority w:val="9"/>
     <w:semiHidden/>
     <w:unhideWhenUsed/>
@@ -15566,11 +15665,11 @@
       <w:color w:val="595959" w:themeColor="text1" w:themeTint="A6"/>
     </w:rPr>
   </w:style>
-  <w:style w:type="paragraph" w:styleId="Naslov7">
+  <w:style w:type="paragraph" w:styleId="Heading7">
     <w:name w:val="heading 7"/>
-    <w:basedOn w:val="Normalno"/>
-    <w:next w:val="Normalno"/>
-    <w:link w:val="Naslov7Znak"/>
+    <w:basedOn w:val="Normal"/>
+    <w:next w:val="Normal"/>
+    <w:link w:val="Heading7Char"/>
     <w:uiPriority w:val="9"/>
     <w:semiHidden/>
     <w:unhideWhenUsed/>
@@ -15587,11 +15686,11 @@
       <w:color w:val="595959" w:themeColor="text1" w:themeTint="A6"/>
     </w:rPr>
   </w:style>
-  <w:style w:type="paragraph" w:styleId="Naslov8">
+  <w:style w:type="paragraph" w:styleId="Heading8">
     <w:name w:val="heading 8"/>
-    <w:basedOn w:val="Normalno"/>
-    <w:next w:val="Normalno"/>
-    <w:link w:val="Naslov8Znak"/>
+    <w:basedOn w:val="Normal"/>
+    <w:next w:val="Normal"/>
+    <w:link w:val="Heading8Char"/>
     <w:uiPriority w:val="9"/>
     <w:semiHidden/>
     <w:unhideWhenUsed/>
@@ -15610,11 +15709,11 @@
       <w:color w:val="272727" w:themeColor="text1" w:themeTint="D8"/>
     </w:rPr>
   </w:style>
-  <w:style w:type="paragraph" w:styleId="Naslov9">
+  <w:style w:type="paragraph" w:styleId="Heading9">
     <w:name w:val="heading 9"/>
-    <w:basedOn w:val="Normalno"/>
-    <w:next w:val="Normalno"/>
-    <w:link w:val="Naslov9Znak"/>
+    <w:basedOn w:val="Normal"/>
+    <w:next w:val="Normal"/>
+    <w:link w:val="Heading9Char"/>
     <w:uiPriority w:val="9"/>
     <w:semiHidden/>
     <w:unhideWhenUsed/>
@@ -15631,12 +15730,13 @@
       <w:color w:val="272727" w:themeColor="text1" w:themeTint="D8"/>
     </w:rPr>
   </w:style>
-  <w:style w:type="character" w:default="1" w:styleId="Zadanifontparagrafa">
+  <w:style w:type="character" w:default="1" w:styleId="DefaultParagraphFont">
     <w:name w:val="Default Paragraph Font"/>
     <w:uiPriority w:val="1"/>
+    <w:semiHidden/>
     <w:unhideWhenUsed/>
   </w:style>
-  <w:style w:type="table" w:default="1" w:styleId="Normalnatabela">
+  <w:style w:type="table" w:default="1" w:styleId="TableNormal">
     <w:name w:val="Normal Table"/>
     <w:uiPriority w:val="99"/>
     <w:semiHidden/>
@@ -15651,16 +15751,16 @@
       </w:tblCellMar>
     </w:tblPr>
   </w:style>
-  <w:style w:type="numbering" w:default="1" w:styleId="Bezspiska">
+  <w:style w:type="numbering" w:default="1" w:styleId="NoList">
     <w:name w:val="No List"/>
     <w:uiPriority w:val="99"/>
     <w:semiHidden/>
     <w:unhideWhenUsed/>
   </w:style>
-  <w:style w:type="character" w:customStyle="1" w:styleId="Naslov1Znak">
-    <w:name w:val="Naslov 1 Znak"/>
-    <w:basedOn w:val="Zadanifontparagrafa"/>
-    <w:link w:val="Naslov1"/>
+  <w:style w:type="character" w:customStyle="1" w:styleId="Heading1Char">
+    <w:name w:val="Heading 1 Char"/>
+    <w:basedOn w:val="DefaultParagraphFont"/>
+    <w:link w:val="Heading1"/>
     <w:uiPriority w:val="9"/>
     <w:rsid w:val="001519A7"/>
     <w:rPr>
@@ -15671,10 +15771,10 @@
       <w:lang w:val="bs-Latn-BA"/>
     </w:rPr>
   </w:style>
-  <w:style w:type="character" w:customStyle="1" w:styleId="Naslov2Znak">
-    <w:name w:val="Naslov 2 Znak"/>
-    <w:basedOn w:val="Zadanifontparagrafa"/>
-    <w:link w:val="Naslov2"/>
+  <w:style w:type="character" w:customStyle="1" w:styleId="Heading2Char">
+    <w:name w:val="Heading 2 Char"/>
+    <w:basedOn w:val="DefaultParagraphFont"/>
+    <w:link w:val="Heading2"/>
     <w:uiPriority w:val="9"/>
     <w:rsid w:val="001519A7"/>
     <w:rPr>
@@ -15685,10 +15785,10 @@
       <w:lang w:val="bs-Latn-BA"/>
     </w:rPr>
   </w:style>
-  <w:style w:type="character" w:customStyle="1" w:styleId="Naslov3Znak">
-    <w:name w:val="Naslov 3 Znak"/>
-    <w:basedOn w:val="Zadanifontparagrafa"/>
-    <w:link w:val="Naslov3"/>
+  <w:style w:type="character" w:customStyle="1" w:styleId="Heading3Char">
+    <w:name w:val="Heading 3 Char"/>
+    <w:basedOn w:val="DefaultParagraphFont"/>
+    <w:link w:val="Heading3"/>
     <w:uiPriority w:val="9"/>
     <w:rsid w:val="001519A7"/>
     <w:rPr>
@@ -15699,10 +15799,10 @@
       <w:lang w:val="bs-Latn-BA"/>
     </w:rPr>
   </w:style>
-  <w:style w:type="character" w:customStyle="1" w:styleId="Naslov4Znak">
-    <w:name w:val="Naslov 4 Znak"/>
-    <w:basedOn w:val="Zadanifontparagrafa"/>
-    <w:link w:val="Naslov4"/>
+  <w:style w:type="character" w:customStyle="1" w:styleId="Heading4Char">
+    <w:name w:val="Heading 4 Char"/>
+    <w:basedOn w:val="DefaultParagraphFont"/>
+    <w:link w:val="Heading4"/>
     <w:uiPriority w:val="9"/>
     <w:rsid w:val="001519A7"/>
     <w:rPr>
@@ -15713,10 +15813,10 @@
       <w:lang w:val="bs-Latn-BA"/>
     </w:rPr>
   </w:style>
-  <w:style w:type="character" w:customStyle="1" w:styleId="Naslov5Znak">
-    <w:name w:val="Naslov 5 Znak"/>
-    <w:basedOn w:val="Zadanifontparagrafa"/>
-    <w:link w:val="Naslov5"/>
+  <w:style w:type="character" w:customStyle="1" w:styleId="Heading5Char">
+    <w:name w:val="Heading 5 Char"/>
+    <w:basedOn w:val="DefaultParagraphFont"/>
+    <w:link w:val="Heading5"/>
     <w:uiPriority w:val="9"/>
     <w:semiHidden/>
     <w:rsid w:val="001519A7"/>
@@ -15726,10 +15826,10 @@
       <w:lang w:val="bs-Latn-BA"/>
     </w:rPr>
   </w:style>
-  <w:style w:type="character" w:customStyle="1" w:styleId="Naslov6Znak">
-    <w:name w:val="Naslov 6 Znak"/>
-    <w:basedOn w:val="Zadanifontparagrafa"/>
-    <w:link w:val="Naslov6"/>
+  <w:style w:type="character" w:customStyle="1" w:styleId="Heading6Char">
+    <w:name w:val="Heading 6 Char"/>
+    <w:basedOn w:val="DefaultParagraphFont"/>
+    <w:link w:val="Heading6"/>
     <w:uiPriority w:val="9"/>
     <w:semiHidden/>
     <w:rsid w:val="001519A7"/>
@@ -15741,10 +15841,10 @@
       <w:lang w:val="bs-Latn-BA"/>
     </w:rPr>
   </w:style>
-  <w:style w:type="character" w:customStyle="1" w:styleId="Naslov7Znak">
-    <w:name w:val="Naslov 7 Znak"/>
-    <w:basedOn w:val="Zadanifontparagrafa"/>
-    <w:link w:val="Naslov7"/>
+  <w:style w:type="character" w:customStyle="1" w:styleId="Heading7Char">
+    <w:name w:val="Heading 7 Char"/>
+    <w:basedOn w:val="DefaultParagraphFont"/>
+    <w:link w:val="Heading7"/>
     <w:uiPriority w:val="9"/>
     <w:semiHidden/>
     <w:rsid w:val="001519A7"/>
@@ -15754,10 +15854,10 @@
       <w:lang w:val="bs-Latn-BA"/>
     </w:rPr>
   </w:style>
-  <w:style w:type="character" w:customStyle="1" w:styleId="Naslov8Znak">
-    <w:name w:val="Naslov 8 Znak"/>
-    <w:basedOn w:val="Zadanifontparagrafa"/>
-    <w:link w:val="Naslov8"/>
+  <w:style w:type="character" w:customStyle="1" w:styleId="Heading8Char">
+    <w:name w:val="Heading 8 Char"/>
+    <w:basedOn w:val="DefaultParagraphFont"/>
+    <w:link w:val="Heading8"/>
     <w:uiPriority w:val="9"/>
     <w:semiHidden/>
     <w:rsid w:val="001519A7"/>
@@ -15769,10 +15869,10 @@
       <w:lang w:val="bs-Latn-BA"/>
     </w:rPr>
   </w:style>
-  <w:style w:type="character" w:customStyle="1" w:styleId="Naslov9Znak">
-    <w:name w:val="Naslov 9 Znak"/>
-    <w:basedOn w:val="Zadanifontparagrafa"/>
-    <w:link w:val="Naslov9"/>
+  <w:style w:type="character" w:customStyle="1" w:styleId="Heading9Char">
+    <w:name w:val="Heading 9 Char"/>
+    <w:basedOn w:val="DefaultParagraphFont"/>
+    <w:link w:val="Heading9"/>
     <w:uiPriority w:val="9"/>
     <w:semiHidden/>
     <w:rsid w:val="001519A7"/>
@@ -15782,11 +15882,11 @@
       <w:lang w:val="bs-Latn-BA"/>
     </w:rPr>
   </w:style>
-  <w:style w:type="paragraph" w:styleId="Naslov">
+  <w:style w:type="paragraph" w:styleId="Title">
     <w:name w:val="Title"/>
-    <w:basedOn w:val="Normalno"/>
-    <w:next w:val="Normalno"/>
-    <w:link w:val="NaslovZnak"/>
+    <w:basedOn w:val="Normal"/>
+    <w:next w:val="Normal"/>
+    <w:link w:val="TitleChar"/>
     <w:uiPriority w:val="10"/>
     <w:qFormat/>
     <w:rsid w:val="001519A7"/>
@@ -15802,10 +15902,10 @@
       <w:szCs w:val="56"/>
     </w:rPr>
   </w:style>
-  <w:style w:type="character" w:customStyle="1" w:styleId="NaslovZnak">
-    <w:name w:val="Naslov Znak"/>
-    <w:basedOn w:val="Zadanifontparagrafa"/>
-    <w:link w:val="Naslov"/>
+  <w:style w:type="character" w:customStyle="1" w:styleId="TitleChar">
+    <w:name w:val="Title Char"/>
+    <w:basedOn w:val="DefaultParagraphFont"/>
+    <w:link w:val="Title"/>
     <w:uiPriority w:val="10"/>
     <w:rsid w:val="001519A7"/>
     <w:rPr>
@@ -15817,11 +15917,11 @@
       <w:lang w:val="bs-Latn-BA"/>
     </w:rPr>
   </w:style>
-  <w:style w:type="paragraph" w:styleId="Podnaslov">
+  <w:style w:type="paragraph" w:styleId="Subtitle">
     <w:name w:val="Subtitle"/>
-    <w:basedOn w:val="Normalno"/>
-    <w:next w:val="Normalno"/>
-    <w:link w:val="PodnaslovZnak"/>
+    <w:basedOn w:val="Normal"/>
+    <w:next w:val="Normal"/>
+    <w:link w:val="SubtitleChar"/>
     <w:uiPriority w:val="11"/>
     <w:qFormat/>
     <w:rsid w:val="001519A7"/>
@@ -15838,10 +15938,10 @@
       <w:szCs w:val="28"/>
     </w:rPr>
   </w:style>
-  <w:style w:type="character" w:customStyle="1" w:styleId="PodnaslovZnak">
-    <w:name w:val="Podnaslov Znak"/>
-    <w:basedOn w:val="Zadanifontparagrafa"/>
-    <w:link w:val="Podnaslov"/>
+  <w:style w:type="character" w:customStyle="1" w:styleId="SubtitleChar">
+    <w:name w:val="Subtitle Char"/>
+    <w:basedOn w:val="DefaultParagraphFont"/>
+    <w:link w:val="Subtitle"/>
     <w:uiPriority w:val="11"/>
     <w:rsid w:val="001519A7"/>
     <w:rPr>
@@ -15853,11 +15953,11 @@
       <w:lang w:val="bs-Latn-BA"/>
     </w:rPr>
   </w:style>
-  <w:style w:type="paragraph" w:styleId="Citat">
+  <w:style w:type="paragraph" w:styleId="Quote">
     <w:name w:val="Quote"/>
-    <w:basedOn w:val="Normalno"/>
-    <w:next w:val="Normalno"/>
-    <w:link w:val="CitatZnak"/>
+    <w:basedOn w:val="Normal"/>
+    <w:next w:val="Normal"/>
+    <w:link w:val="QuoteChar"/>
     <w:uiPriority w:val="29"/>
     <w:qFormat/>
     <w:rsid w:val="001519A7"/>
@@ -15871,10 +15971,10 @@
       <w:color w:val="404040" w:themeColor="text1" w:themeTint="BF"/>
     </w:rPr>
   </w:style>
-  <w:style w:type="character" w:customStyle="1" w:styleId="CitatZnak">
-    <w:name w:val="Citat Znak"/>
-    <w:basedOn w:val="Zadanifontparagrafa"/>
-    <w:link w:val="Citat"/>
+  <w:style w:type="character" w:customStyle="1" w:styleId="QuoteChar">
+    <w:name w:val="Quote Char"/>
+    <w:basedOn w:val="DefaultParagraphFont"/>
+    <w:link w:val="Quote"/>
     <w:uiPriority w:val="29"/>
     <w:rsid w:val="001519A7"/>
     <w:rPr>
@@ -15884,9 +15984,9 @@
       <w:lang w:val="bs-Latn-BA"/>
     </w:rPr>
   </w:style>
-  <w:style w:type="paragraph" w:styleId="Paragrafspiska">
+  <w:style w:type="paragraph" w:styleId="ListParagraph">
     <w:name w:val="List Paragraph"/>
-    <w:basedOn w:val="Normalno"/>
+    <w:basedOn w:val="Normal"/>
     <w:uiPriority w:val="34"/>
     <w:qFormat/>
     <w:rsid w:val="001519A7"/>
@@ -15895,9 +15995,9 @@
       <w:contextualSpacing/>
     </w:pPr>
   </w:style>
-  <w:style w:type="character" w:styleId="Snaninaglasak">
+  <w:style w:type="character" w:styleId="IntenseEmphasis">
     <w:name w:val="Intense Emphasis"/>
-    <w:basedOn w:val="Zadanifontparagrafa"/>
+    <w:basedOn w:val="DefaultParagraphFont"/>
     <w:uiPriority w:val="21"/>
     <w:qFormat/>
     <w:rsid w:val="001519A7"/>
@@ -15907,11 +16007,11 @@
       <w:color w:val="0F4761" w:themeColor="accent1" w:themeShade="BF"/>
     </w:rPr>
   </w:style>
-  <w:style w:type="paragraph" w:styleId="Snanicitat">
+  <w:style w:type="paragraph" w:styleId="IntenseQuote">
     <w:name w:val="Intense Quote"/>
-    <w:basedOn w:val="Normalno"/>
-    <w:next w:val="Normalno"/>
-    <w:link w:val="SnanicitatZnak"/>
+    <w:basedOn w:val="Normal"/>
+    <w:next w:val="Normal"/>
+    <w:link w:val="IntenseQuoteChar"/>
     <w:uiPriority w:val="30"/>
     <w:qFormat/>
     <w:rsid w:val="001519A7"/>
@@ -15930,10 +16030,10 @@
       <w:color w:val="0F4761" w:themeColor="accent1" w:themeShade="BF"/>
     </w:rPr>
   </w:style>
-  <w:style w:type="character" w:customStyle="1" w:styleId="SnanicitatZnak">
-    <w:name w:val="Snažni citat Znak"/>
-    <w:basedOn w:val="Zadanifontparagrafa"/>
-    <w:link w:val="Snanicitat"/>
+  <w:style w:type="character" w:customStyle="1" w:styleId="IntenseQuoteChar">
+    <w:name w:val="Intense Quote Char"/>
+    <w:basedOn w:val="DefaultParagraphFont"/>
+    <w:link w:val="IntenseQuote"/>
     <w:uiPriority w:val="30"/>
     <w:rsid w:val="001519A7"/>
     <w:rPr>
@@ -15943,9 +16043,9 @@
       <w:lang w:val="bs-Latn-BA"/>
     </w:rPr>
   </w:style>
-  <w:style w:type="character" w:styleId="Snanareferenca">
+  <w:style w:type="character" w:styleId="IntenseReference">
     <w:name w:val="Intense Reference"/>
-    <w:basedOn w:val="Zadanifontparagrafa"/>
+    <w:basedOn w:val="DefaultParagraphFont"/>
     <w:uiPriority w:val="32"/>
     <w:qFormat/>
     <w:rsid w:val="001519A7"/>
@@ -15957,9 +16057,9 @@
       <w:spacing w:val="5"/>
     </w:rPr>
   </w:style>
-  <w:style w:type="paragraph" w:styleId="NormalnoWeb">
+  <w:style w:type="paragraph" w:styleId="NormalWeb">
     <w:name w:val="Normal (Web)"/>
-    <w:basedOn w:val="Normalno"/>
+    <w:basedOn w:val="Normal"/>
     <w:uiPriority w:val="99"/>
     <w:semiHidden/>
     <w:unhideWhenUsed/>
@@ -15970,9 +16070,9 @@
       <w:szCs w:val="24"/>
     </w:rPr>
   </w:style>
-  <w:style w:type="character" w:styleId="Hiperveza">
+  <w:style w:type="character" w:styleId="Hyperlink">
     <w:name w:val="Hyperlink"/>
-    <w:basedOn w:val="Zadanifontparagrafa"/>
+    <w:basedOn w:val="DefaultParagraphFont"/>
     <w:uiPriority w:val="99"/>
     <w:unhideWhenUsed/>
     <w:rsid w:val="002C7EDA"/>
@@ -15981,9 +16081,9 @@
       <w:u w:val="single"/>
     </w:rPr>
   </w:style>
-  <w:style w:type="character" w:styleId="Nerijeenopominjanje">
+  <w:style w:type="character" w:styleId="UnresolvedMention">
     <w:name w:val="Unresolved Mention"/>
-    <w:basedOn w:val="Zadanifontparagrafa"/>
+    <w:basedOn w:val="DefaultParagraphFont"/>
     <w:uiPriority w:val="99"/>
     <w:semiHidden/>
     <w:unhideWhenUsed/>
@@ -15993,9 +16093,9 @@
       <w:shd w:val="clear" w:color="auto" w:fill="E1DFDD"/>
     </w:rPr>
   </w:style>
-  <w:style w:type="character" w:styleId="Tekstuvaramjesta">
+  <w:style w:type="character" w:styleId="PlaceholderText">
     <w:name w:val="Placeholder Text"/>
-    <w:basedOn w:val="Zadanifontparagrafa"/>
+    <w:basedOn w:val="DefaultParagraphFont"/>
     <w:uiPriority w:val="99"/>
     <w:semiHidden/>
     <w:rsid w:val="00DB4CEB"/>
@@ -16003,9 +16103,9 @@
       <w:color w:val="666666"/>
     </w:rPr>
   </w:style>
-  <w:style w:type="character" w:styleId="Praenahiperveza">
+  <w:style w:type="character" w:styleId="FollowedHyperlink">
     <w:name w:val="FollowedHyperlink"/>
-    <w:basedOn w:val="Zadanifontparagrafa"/>
+    <w:basedOn w:val="DefaultParagraphFont"/>
     <w:uiPriority w:val="99"/>
     <w:semiHidden/>
     <w:unhideWhenUsed/>
@@ -16015,10 +16115,10 @@
       <w:u w:val="single"/>
     </w:rPr>
   </w:style>
-  <w:style w:type="paragraph" w:styleId="Opisslike">
+  <w:style w:type="paragraph" w:styleId="Caption">
     <w:name w:val="caption"/>
-    <w:basedOn w:val="Normalno"/>
-    <w:next w:val="Normalno"/>
+    <w:basedOn w:val="Normal"/>
+    <w:next w:val="Normal"/>
     <w:uiPriority w:val="35"/>
     <w:unhideWhenUsed/>
     <w:qFormat/>
